--- a/fase2-requerimientos/Fase2-Requerimientos-SGA-APA7.docx
+++ b/fase2-requerimientos/Fase2-Requerimientos-SGA-APA7.docx
@@ -2859,12 +2859,6 @@
         <w:gridCol w:w="3660"/>
       </w:tblGrid>
       <w:tr>
-        <w:tblPrEx>
-          <w:tblCellMar>
-            <w:top w:w="0" w:type="dxa"/>
-            <w:bottom w:w="0" w:type="dxa"/>
-          </w:tblCellMar>
-        </w:tblPrEx>
         <w:trPr>
           <w:tblHeader/>
         </w:trPr>
@@ -2994,12 +2988,6 @@
         </w:tc>
       </w:tr>
       <w:tr>
-        <w:tblPrEx>
-          <w:tblCellMar>
-            <w:top w:w="0" w:type="dxa"/>
-            <w:bottom w:w="0" w:type="dxa"/>
-          </w:tblCellMar>
-        </w:tblPrEx>
         <w:tc>
           <w:tcPr>
             <w:tcW w:w="1200" w:type="dxa"/>
@@ -3118,12 +3106,6 @@
         </w:tc>
       </w:tr>
       <w:tr>
-        <w:tblPrEx>
-          <w:tblCellMar>
-            <w:top w:w="0" w:type="dxa"/>
-            <w:bottom w:w="0" w:type="dxa"/>
-          </w:tblCellMar>
-        </w:tblPrEx>
         <w:tc>
           <w:tcPr>
             <w:tcW w:w="1200" w:type="dxa"/>
@@ -3242,12 +3224,6 @@
         </w:tc>
       </w:tr>
       <w:tr>
-        <w:tblPrEx>
-          <w:tblCellMar>
-            <w:top w:w="0" w:type="dxa"/>
-            <w:bottom w:w="0" w:type="dxa"/>
-          </w:tblCellMar>
-        </w:tblPrEx>
         <w:tc>
           <w:tcPr>
             <w:tcW w:w="1200" w:type="dxa"/>
@@ -3366,12 +3342,6 @@
         </w:tc>
       </w:tr>
       <w:tr>
-        <w:tblPrEx>
-          <w:tblCellMar>
-            <w:top w:w="0" w:type="dxa"/>
-            <w:bottom w:w="0" w:type="dxa"/>
-          </w:tblCellMar>
-        </w:tblPrEx>
         <w:tc>
           <w:tcPr>
             <w:tcW w:w="1200" w:type="dxa"/>
@@ -3490,12 +3460,6 @@
         </w:tc>
       </w:tr>
       <w:tr>
-        <w:tblPrEx>
-          <w:tblCellMar>
-            <w:top w:w="0" w:type="dxa"/>
-            <w:bottom w:w="0" w:type="dxa"/>
-          </w:tblCellMar>
-        </w:tblPrEx>
         <w:tc>
           <w:tcPr>
             <w:tcW w:w="1200" w:type="dxa"/>
@@ -3614,12 +3578,6 @@
         </w:tc>
       </w:tr>
       <w:tr>
-        <w:tblPrEx>
-          <w:tblCellMar>
-            <w:top w:w="0" w:type="dxa"/>
-            <w:bottom w:w="0" w:type="dxa"/>
-          </w:tblCellMar>
-        </w:tblPrEx>
         <w:tc>
           <w:tcPr>
             <w:tcW w:w="1200" w:type="dxa"/>
@@ -3909,7 +3867,37 @@
           <w:sz w:val="20"/>
           <w:szCs w:val="20"/>
         </w:rPr>
-        <w:t>Elaboración propia con PlantUML. El módulo de seguridad es transversal: autoriza toda operación de los demás módulos. Matrícula y Calificaciones constituyen el núcleo funcional del sistema.</w:t>
+        <w:t xml:space="preserve">Elaboración propia con </w:t>
+      </w:r>
+      <w:proofErr w:type="spellStart"/>
+      <w:r>
+        <w:rPr>
+          <w:sz w:val="20"/>
+          <w:szCs w:val="20"/>
+        </w:rPr>
+        <w:t>PlantUML</w:t>
+      </w:r>
+      <w:proofErr w:type="spellEnd"/>
+      <w:r>
+        <w:rPr>
+          <w:sz w:val="20"/>
+          <w:szCs w:val="20"/>
+        </w:rPr>
+        <w:t>. El módulo de seguridad es transversal: autoriza toda operación de los demás módulos. Matrícula y Calificaciones constituyen</w:t>
+      </w:r>
+      <w:r>
+        <w:rPr>
+          <w:sz w:val="20"/>
+          <w:szCs w:val="20"/>
+        </w:rPr>
+        <w:t xml:space="preserve"> en</w:t>
+      </w:r>
+      <w:r>
+        <w:rPr>
+          <w:sz w:val="20"/>
+          <w:szCs w:val="20"/>
+        </w:rPr>
+        <w:t xml:space="preserve"> el núcleo funcional del sistema.</w:t>
       </w:r>
     </w:p>
     <w:p>
@@ -3957,12 +3945,6 @@
         <w:gridCol w:w="1400"/>
       </w:tblGrid>
       <w:tr>
-        <w:tblPrEx>
-          <w:tblCellMar>
-            <w:top w:w="0" w:type="dxa"/>
-            <w:bottom w:w="0" w:type="dxa"/>
-          </w:tblCellMar>
-        </w:tblPrEx>
         <w:trPr>
           <w:tblHeader/>
         </w:trPr>
@@ -4093,12 +4075,6 @@
         </w:tc>
       </w:tr>
       <w:tr>
-        <w:tblPrEx>
-          <w:tblCellMar>
-            <w:top w:w="0" w:type="dxa"/>
-            <w:bottom w:w="0" w:type="dxa"/>
-          </w:tblCellMar>
-        </w:tblPrEx>
         <w:tc>
           <w:tcPr>
             <w:tcW w:w="700" w:type="dxa"/>
@@ -4218,12 +4194,6 @@
         </w:tc>
       </w:tr>
       <w:tr>
-        <w:tblPrEx>
-          <w:tblCellMar>
-            <w:top w:w="0" w:type="dxa"/>
-            <w:bottom w:w="0" w:type="dxa"/>
-          </w:tblCellMar>
-        </w:tblPrEx>
         <w:tc>
           <w:tcPr>
             <w:tcW w:w="700" w:type="dxa"/>
@@ -4343,12 +4313,6 @@
         </w:tc>
       </w:tr>
       <w:tr>
-        <w:tblPrEx>
-          <w:tblCellMar>
-            <w:top w:w="0" w:type="dxa"/>
-            <w:bottom w:w="0" w:type="dxa"/>
-          </w:tblCellMar>
-        </w:tblPrEx>
         <w:tc>
           <w:tcPr>
             <w:tcW w:w="700" w:type="dxa"/>
@@ -4468,12 +4432,6 @@
         </w:tc>
       </w:tr>
       <w:tr>
-        <w:tblPrEx>
-          <w:tblCellMar>
-            <w:top w:w="0" w:type="dxa"/>
-            <w:bottom w:w="0" w:type="dxa"/>
-          </w:tblCellMar>
-        </w:tblPrEx>
         <w:tc>
           <w:tcPr>
             <w:tcW w:w="700" w:type="dxa"/>
@@ -4593,12 +4551,6 @@
         </w:tc>
       </w:tr>
       <w:tr>
-        <w:tblPrEx>
-          <w:tblCellMar>
-            <w:top w:w="0" w:type="dxa"/>
-            <w:bottom w:w="0" w:type="dxa"/>
-          </w:tblCellMar>
-        </w:tblPrEx>
         <w:tc>
           <w:tcPr>
             <w:tcW w:w="700" w:type="dxa"/>
@@ -4718,12 +4670,6 @@
         </w:tc>
       </w:tr>
       <w:tr>
-        <w:tblPrEx>
-          <w:tblCellMar>
-            <w:top w:w="0" w:type="dxa"/>
-            <w:bottom w:w="0" w:type="dxa"/>
-          </w:tblCellMar>
-        </w:tblPrEx>
         <w:tc>
           <w:tcPr>
             <w:tcW w:w="700" w:type="dxa"/>
@@ -4883,7 +4829,15 @@
       </w:r>
       <w:r>
         <w:lastRenderedPageBreak/>
-        <w:t>administrador académico es un usuario intensivo, con dominio de herramientas ofimáticas pero sin formación técnica, que concentra su actividad en la semana de matrícula. El docente es un usuario esporádico que interactúa con el sistema principalmente al cierre de cada corte y cuya tolerancia a la fricción es baja. El estudiante es un usuario ocasional, familiarizado con aplicaciones móviles, que ejecuta consultas breves y espera respuestas inmediatas.</w:t>
+        <w:t xml:space="preserve">administrador académico es un usuario intensivo, con dominio de herramientas </w:t>
+      </w:r>
+      <w:proofErr w:type="gramStart"/>
+      <w:r>
+        <w:t>ofimáticas</w:t>
+      </w:r>
+      <w:proofErr w:type="gramEnd"/>
+      <w:r>
+        <w:t xml:space="preserve"> pero sin formación técnica, que concentra su actividad en la semana de matrícula. El docente es un usuario esporádico que interactúa con el sistema principalmente al cierre de cada corte y cuya tolerancia a la fricción es baja. El estudiante es un usuario ocasional, familiarizado con aplicaciones móviles, que ejecuta consultas breves y espera respuestas inmediatas.</w:t>
       </w:r>
     </w:p>
     <w:p>
@@ -4975,12 +4929,6 @@
         <w:gridCol w:w="2000"/>
       </w:tblGrid>
       <w:tr>
-        <w:tblPrEx>
-          <w:tblCellMar>
-            <w:top w:w="0" w:type="dxa"/>
-            <w:bottom w:w="0" w:type="dxa"/>
-          </w:tblCellMar>
-        </w:tblPrEx>
         <w:trPr>
           <w:tblHeader/>
         </w:trPr>
@@ -5110,12 +5058,6 @@
         </w:tc>
       </w:tr>
       <w:tr>
-        <w:tblPrEx>
-          <w:tblCellMar>
-            <w:top w:w="0" w:type="dxa"/>
-            <w:bottom w:w="0" w:type="dxa"/>
-          </w:tblCellMar>
-        </w:tblPrEx>
         <w:tc>
           <w:tcPr>
             <w:tcW w:w="700" w:type="dxa"/>
@@ -5234,12 +5176,6 @@
         </w:tc>
       </w:tr>
       <w:tr>
-        <w:tblPrEx>
-          <w:tblCellMar>
-            <w:top w:w="0" w:type="dxa"/>
-            <w:bottom w:w="0" w:type="dxa"/>
-          </w:tblCellMar>
-        </w:tblPrEx>
         <w:tc>
           <w:tcPr>
             <w:tcW w:w="700" w:type="dxa"/>
@@ -5358,12 +5294,6 @@
         </w:tc>
       </w:tr>
       <w:tr>
-        <w:tblPrEx>
-          <w:tblCellMar>
-            <w:top w:w="0" w:type="dxa"/>
-            <w:bottom w:w="0" w:type="dxa"/>
-          </w:tblCellMar>
-        </w:tblPrEx>
         <w:tc>
           <w:tcPr>
             <w:tcW w:w="700" w:type="dxa"/>
@@ -5483,12 +5413,6 @@
         </w:tc>
       </w:tr>
       <w:tr>
-        <w:tblPrEx>
-          <w:tblCellMar>
-            <w:top w:w="0" w:type="dxa"/>
-            <w:bottom w:w="0" w:type="dxa"/>
-          </w:tblCellMar>
-        </w:tblPrEx>
         <w:tc>
           <w:tcPr>
             <w:tcW w:w="700" w:type="dxa"/>
@@ -5607,12 +5531,6 @@
         </w:tc>
       </w:tr>
       <w:tr>
-        <w:tblPrEx>
-          <w:tblCellMar>
-            <w:top w:w="0" w:type="dxa"/>
-            <w:bottom w:w="0" w:type="dxa"/>
-          </w:tblCellMar>
-        </w:tblPrEx>
         <w:tc>
           <w:tcPr>
             <w:tcW w:w="700" w:type="dxa"/>
@@ -5848,12 +5766,6 @@
         <w:gridCol w:w="1300"/>
       </w:tblGrid>
       <w:tr>
-        <w:tblPrEx>
-          <w:tblCellMar>
-            <w:top w:w="0" w:type="dxa"/>
-            <w:bottom w:w="0" w:type="dxa"/>
-          </w:tblCellMar>
-        </w:tblPrEx>
         <w:trPr>
           <w:tblHeader/>
         </w:trPr>
@@ -6016,12 +5928,6 @@
         </w:tc>
       </w:tr>
       <w:tr>
-        <w:tblPrEx>
-          <w:tblCellMar>
-            <w:top w:w="0" w:type="dxa"/>
-            <w:bottom w:w="0" w:type="dxa"/>
-          </w:tblCellMar>
-        </w:tblPrEx>
         <w:tc>
           <w:tcPr>
             <w:tcW w:w="900" w:type="dxa"/>
@@ -6171,12 +6077,6 @@
         </w:tc>
       </w:tr>
       <w:tr>
-        <w:tblPrEx>
-          <w:tblCellMar>
-            <w:top w:w="0" w:type="dxa"/>
-            <w:bottom w:w="0" w:type="dxa"/>
-          </w:tblCellMar>
-        </w:tblPrEx>
         <w:tc>
           <w:tcPr>
             <w:tcW w:w="900" w:type="dxa"/>
@@ -6326,12 +6226,6 @@
         </w:tc>
       </w:tr>
       <w:tr>
-        <w:tblPrEx>
-          <w:tblCellMar>
-            <w:top w:w="0" w:type="dxa"/>
-            <w:bottom w:w="0" w:type="dxa"/>
-          </w:tblCellMar>
-        </w:tblPrEx>
         <w:tc>
           <w:tcPr>
             <w:tcW w:w="900" w:type="dxa"/>
@@ -6481,12 +6375,6 @@
         </w:tc>
       </w:tr>
       <w:tr>
-        <w:tblPrEx>
-          <w:tblCellMar>
-            <w:top w:w="0" w:type="dxa"/>
-            <w:bottom w:w="0" w:type="dxa"/>
-          </w:tblCellMar>
-        </w:tblPrEx>
         <w:tc>
           <w:tcPr>
             <w:tcW w:w="900" w:type="dxa"/>
@@ -6636,12 +6524,6 @@
         </w:tc>
       </w:tr>
       <w:tr>
-        <w:tblPrEx>
-          <w:tblCellMar>
-            <w:top w:w="0" w:type="dxa"/>
-            <w:bottom w:w="0" w:type="dxa"/>
-          </w:tblCellMar>
-        </w:tblPrEx>
         <w:tc>
           <w:tcPr>
             <w:tcW w:w="900" w:type="dxa"/>
@@ -6791,12 +6673,6 @@
         </w:tc>
       </w:tr>
       <w:tr>
-        <w:tblPrEx>
-          <w:tblCellMar>
-            <w:top w:w="0" w:type="dxa"/>
-            <w:bottom w:w="0" w:type="dxa"/>
-          </w:tblCellMar>
-        </w:tblPrEx>
         <w:tc>
           <w:tcPr>
             <w:tcW w:w="900" w:type="dxa"/>
@@ -6946,12 +6822,6 @@
         </w:tc>
       </w:tr>
       <w:tr>
-        <w:tblPrEx>
-          <w:tblCellMar>
-            <w:top w:w="0" w:type="dxa"/>
-            <w:bottom w:w="0" w:type="dxa"/>
-          </w:tblCellMar>
-        </w:tblPrEx>
         <w:tc>
           <w:tcPr>
             <w:tcW w:w="900" w:type="dxa"/>
@@ -7101,12 +6971,6 @@
         </w:tc>
       </w:tr>
       <w:tr>
-        <w:tblPrEx>
-          <w:tblCellMar>
-            <w:top w:w="0" w:type="dxa"/>
-            <w:bottom w:w="0" w:type="dxa"/>
-          </w:tblCellMar>
-        </w:tblPrEx>
         <w:tc>
           <w:tcPr>
             <w:tcW w:w="900" w:type="dxa"/>
@@ -7256,12 +7120,6 @@
         </w:tc>
       </w:tr>
       <w:tr>
-        <w:tblPrEx>
-          <w:tblCellMar>
-            <w:top w:w="0" w:type="dxa"/>
-            <w:bottom w:w="0" w:type="dxa"/>
-          </w:tblCellMar>
-        </w:tblPrEx>
         <w:tc>
           <w:tcPr>
             <w:tcW w:w="900" w:type="dxa"/>
@@ -10013,12 +9871,6 @@
         <w:gridCol w:w="1300"/>
       </w:tblGrid>
       <w:tr>
-        <w:tblPrEx>
-          <w:tblCellMar>
-            <w:top w:w="0" w:type="dxa"/>
-            <w:bottom w:w="0" w:type="dxa"/>
-          </w:tblCellMar>
-        </w:tblPrEx>
         <w:trPr>
           <w:tblHeader/>
         </w:trPr>
@@ -10181,12 +10033,6 @@
         </w:tc>
       </w:tr>
       <w:tr>
-        <w:tblPrEx>
-          <w:tblCellMar>
-            <w:top w:w="0" w:type="dxa"/>
-            <w:bottom w:w="0" w:type="dxa"/>
-          </w:tblCellMar>
-        </w:tblPrEx>
         <w:tc>
           <w:tcPr>
             <w:tcW w:w="900" w:type="dxa"/>
@@ -10336,12 +10182,6 @@
         </w:tc>
       </w:tr>
       <w:tr>
-        <w:tblPrEx>
-          <w:tblCellMar>
-            <w:top w:w="0" w:type="dxa"/>
-            <w:bottom w:w="0" w:type="dxa"/>
-          </w:tblCellMar>
-        </w:tblPrEx>
         <w:tc>
           <w:tcPr>
             <w:tcW w:w="900" w:type="dxa"/>
@@ -10492,12 +10332,6 @@
         </w:tc>
       </w:tr>
       <w:tr>
-        <w:tblPrEx>
-          <w:tblCellMar>
-            <w:top w:w="0" w:type="dxa"/>
-            <w:bottom w:w="0" w:type="dxa"/>
-          </w:tblCellMar>
-        </w:tblPrEx>
         <w:tc>
           <w:tcPr>
             <w:tcW w:w="900" w:type="dxa"/>
@@ -10647,12 +10481,6 @@
         </w:tc>
       </w:tr>
       <w:tr>
-        <w:tblPrEx>
-          <w:tblCellMar>
-            <w:top w:w="0" w:type="dxa"/>
-            <w:bottom w:w="0" w:type="dxa"/>
-          </w:tblCellMar>
-        </w:tblPrEx>
         <w:tc>
           <w:tcPr>
             <w:tcW w:w="900" w:type="dxa"/>
@@ -10802,12 +10630,6 @@
         </w:tc>
       </w:tr>
       <w:tr>
-        <w:tblPrEx>
-          <w:tblCellMar>
-            <w:top w:w="0" w:type="dxa"/>
-            <w:bottom w:w="0" w:type="dxa"/>
-          </w:tblCellMar>
-        </w:tblPrEx>
         <w:tc>
           <w:tcPr>
             <w:tcW w:w="900" w:type="dxa"/>
@@ -10957,12 +10779,6 @@
         </w:tc>
       </w:tr>
       <w:tr>
-        <w:tblPrEx>
-          <w:tblCellMar>
-            <w:top w:w="0" w:type="dxa"/>
-            <w:bottom w:w="0" w:type="dxa"/>
-          </w:tblCellMar>
-        </w:tblPrEx>
         <w:tc>
           <w:tcPr>
             <w:tcW w:w="900" w:type="dxa"/>
@@ -11112,12 +10928,6 @@
         </w:tc>
       </w:tr>
       <w:tr>
-        <w:tblPrEx>
-          <w:tblCellMar>
-            <w:top w:w="0" w:type="dxa"/>
-            <w:bottom w:w="0" w:type="dxa"/>
-          </w:tblCellMar>
-        </w:tblPrEx>
         <w:tc>
           <w:tcPr>
             <w:tcW w:w="900" w:type="dxa"/>
@@ -11267,12 +11077,6 @@
         </w:tc>
       </w:tr>
       <w:tr>
-        <w:tblPrEx>
-          <w:tblCellMar>
-            <w:top w:w="0" w:type="dxa"/>
-            <w:bottom w:w="0" w:type="dxa"/>
-          </w:tblCellMar>
-        </w:tblPrEx>
         <w:tc>
           <w:tcPr>
             <w:tcW w:w="900" w:type="dxa"/>
@@ -11422,12 +11226,6 @@
         </w:tc>
       </w:tr>
       <w:tr>
-        <w:tblPrEx>
-          <w:tblCellMar>
-            <w:top w:w="0" w:type="dxa"/>
-            <w:bottom w:w="0" w:type="dxa"/>
-          </w:tblCellMar>
-        </w:tblPrEx>
         <w:tc>
           <w:tcPr>
             <w:tcW w:w="900" w:type="dxa"/>
@@ -11577,12 +11375,6 @@
         </w:tc>
       </w:tr>
       <w:tr>
-        <w:tblPrEx>
-          <w:tblCellMar>
-            <w:top w:w="0" w:type="dxa"/>
-            <w:bottom w:w="0" w:type="dxa"/>
-          </w:tblCellMar>
-        </w:tblPrEx>
         <w:tc>
           <w:tcPr>
             <w:tcW w:w="900" w:type="dxa"/>
@@ -14342,12 +14134,6 @@
         <w:gridCol w:w="1300"/>
       </w:tblGrid>
       <w:tr>
-        <w:tblPrEx>
-          <w:tblCellMar>
-            <w:top w:w="0" w:type="dxa"/>
-            <w:bottom w:w="0" w:type="dxa"/>
-          </w:tblCellMar>
-        </w:tblPrEx>
         <w:trPr>
           <w:tblHeader/>
         </w:trPr>
@@ -14510,12 +14296,6 @@
         </w:tc>
       </w:tr>
       <w:tr>
-        <w:tblPrEx>
-          <w:tblCellMar>
-            <w:top w:w="0" w:type="dxa"/>
-            <w:bottom w:w="0" w:type="dxa"/>
-          </w:tblCellMar>
-        </w:tblPrEx>
         <w:tc>
           <w:tcPr>
             <w:tcW w:w="900" w:type="dxa"/>
@@ -14665,12 +14445,6 @@
         </w:tc>
       </w:tr>
       <w:tr>
-        <w:tblPrEx>
-          <w:tblCellMar>
-            <w:top w:w="0" w:type="dxa"/>
-            <w:bottom w:w="0" w:type="dxa"/>
-          </w:tblCellMar>
-        </w:tblPrEx>
         <w:tc>
           <w:tcPr>
             <w:tcW w:w="900" w:type="dxa"/>
@@ -14820,12 +14594,6 @@
         </w:tc>
       </w:tr>
       <w:tr>
-        <w:tblPrEx>
-          <w:tblCellMar>
-            <w:top w:w="0" w:type="dxa"/>
-            <w:bottom w:w="0" w:type="dxa"/>
-          </w:tblCellMar>
-        </w:tblPrEx>
         <w:tc>
           <w:tcPr>
             <w:tcW w:w="900" w:type="dxa"/>
@@ -14975,12 +14743,6 @@
         </w:tc>
       </w:tr>
       <w:tr>
-        <w:tblPrEx>
-          <w:tblCellMar>
-            <w:top w:w="0" w:type="dxa"/>
-            <w:bottom w:w="0" w:type="dxa"/>
-          </w:tblCellMar>
-        </w:tblPrEx>
         <w:tc>
           <w:tcPr>
             <w:tcW w:w="900" w:type="dxa"/>
@@ -15130,12 +14892,6 @@
         </w:tc>
       </w:tr>
       <w:tr>
-        <w:tblPrEx>
-          <w:tblCellMar>
-            <w:top w:w="0" w:type="dxa"/>
-            <w:bottom w:w="0" w:type="dxa"/>
-          </w:tblCellMar>
-        </w:tblPrEx>
         <w:tc>
           <w:tcPr>
             <w:tcW w:w="900" w:type="dxa"/>
@@ -15285,12 +15041,6 @@
         </w:tc>
       </w:tr>
       <w:tr>
-        <w:tblPrEx>
-          <w:tblCellMar>
-            <w:top w:w="0" w:type="dxa"/>
-            <w:bottom w:w="0" w:type="dxa"/>
-          </w:tblCellMar>
-        </w:tblPrEx>
         <w:tc>
           <w:tcPr>
             <w:tcW w:w="900" w:type="dxa"/>
@@ -15440,12 +15190,6 @@
         </w:tc>
       </w:tr>
       <w:tr>
-        <w:tblPrEx>
-          <w:tblCellMar>
-            <w:top w:w="0" w:type="dxa"/>
-            <w:bottom w:w="0" w:type="dxa"/>
-          </w:tblCellMar>
-        </w:tblPrEx>
         <w:tc>
           <w:tcPr>
             <w:tcW w:w="900" w:type="dxa"/>
@@ -15595,12 +15339,6 @@
         </w:tc>
       </w:tr>
       <w:tr>
-        <w:tblPrEx>
-          <w:tblCellMar>
-            <w:top w:w="0" w:type="dxa"/>
-            <w:bottom w:w="0" w:type="dxa"/>
-          </w:tblCellMar>
-        </w:tblPrEx>
         <w:tc>
           <w:tcPr>
             <w:tcW w:w="900" w:type="dxa"/>
@@ -15750,12 +15488,6 @@
         </w:tc>
       </w:tr>
       <w:tr>
-        <w:tblPrEx>
-          <w:tblCellMar>
-            <w:top w:w="0" w:type="dxa"/>
-            <w:bottom w:w="0" w:type="dxa"/>
-          </w:tblCellMar>
-        </w:tblPrEx>
         <w:tc>
           <w:tcPr>
             <w:tcW w:w="900" w:type="dxa"/>
@@ -15905,12 +15637,6 @@
         </w:tc>
       </w:tr>
       <w:tr>
-        <w:tblPrEx>
-          <w:tblCellMar>
-            <w:top w:w="0" w:type="dxa"/>
-            <w:bottom w:w="0" w:type="dxa"/>
-          </w:tblCellMar>
-        </w:tblPrEx>
         <w:tc>
           <w:tcPr>
             <w:tcW w:w="900" w:type="dxa"/>
@@ -16060,12 +15786,6 @@
         </w:tc>
       </w:tr>
       <w:tr>
-        <w:tblPrEx>
-          <w:tblCellMar>
-            <w:top w:w="0" w:type="dxa"/>
-            <w:bottom w:w="0" w:type="dxa"/>
-          </w:tblCellMar>
-        </w:tblPrEx>
         <w:tc>
           <w:tcPr>
             <w:tcW w:w="900" w:type="dxa"/>
@@ -19107,12 +18827,6 @@
         <w:gridCol w:w="1300"/>
       </w:tblGrid>
       <w:tr>
-        <w:tblPrEx>
-          <w:tblCellMar>
-            <w:top w:w="0" w:type="dxa"/>
-            <w:bottom w:w="0" w:type="dxa"/>
-          </w:tblCellMar>
-        </w:tblPrEx>
         <w:trPr>
           <w:tblHeader/>
         </w:trPr>
@@ -19275,12 +18989,6 @@
         </w:tc>
       </w:tr>
       <w:tr>
-        <w:tblPrEx>
-          <w:tblCellMar>
-            <w:top w:w="0" w:type="dxa"/>
-            <w:bottom w:w="0" w:type="dxa"/>
-          </w:tblCellMar>
-        </w:tblPrEx>
         <w:tc>
           <w:tcPr>
             <w:tcW w:w="900" w:type="dxa"/>
@@ -19430,12 +19138,6 @@
         </w:tc>
       </w:tr>
       <w:tr>
-        <w:tblPrEx>
-          <w:tblCellMar>
-            <w:top w:w="0" w:type="dxa"/>
-            <w:bottom w:w="0" w:type="dxa"/>
-          </w:tblCellMar>
-        </w:tblPrEx>
         <w:tc>
           <w:tcPr>
             <w:tcW w:w="900" w:type="dxa"/>
@@ -19585,12 +19287,6 @@
         </w:tc>
       </w:tr>
       <w:tr>
-        <w:tblPrEx>
-          <w:tblCellMar>
-            <w:top w:w="0" w:type="dxa"/>
-            <w:bottom w:w="0" w:type="dxa"/>
-          </w:tblCellMar>
-        </w:tblPrEx>
         <w:tc>
           <w:tcPr>
             <w:tcW w:w="900" w:type="dxa"/>
@@ -19740,12 +19436,6 @@
         </w:tc>
       </w:tr>
       <w:tr>
-        <w:tblPrEx>
-          <w:tblCellMar>
-            <w:top w:w="0" w:type="dxa"/>
-            <w:bottom w:w="0" w:type="dxa"/>
-          </w:tblCellMar>
-        </w:tblPrEx>
         <w:tc>
           <w:tcPr>
             <w:tcW w:w="900" w:type="dxa"/>
@@ -19895,12 +19585,6 @@
         </w:tc>
       </w:tr>
       <w:tr>
-        <w:tblPrEx>
-          <w:tblCellMar>
-            <w:top w:w="0" w:type="dxa"/>
-            <w:bottom w:w="0" w:type="dxa"/>
-          </w:tblCellMar>
-        </w:tblPrEx>
         <w:tc>
           <w:tcPr>
             <w:tcW w:w="900" w:type="dxa"/>
@@ -20050,12 +19734,6 @@
         </w:tc>
       </w:tr>
       <w:tr>
-        <w:tblPrEx>
-          <w:tblCellMar>
-            <w:top w:w="0" w:type="dxa"/>
-            <w:bottom w:w="0" w:type="dxa"/>
-          </w:tblCellMar>
-        </w:tblPrEx>
         <w:tc>
           <w:tcPr>
             <w:tcW w:w="900" w:type="dxa"/>
@@ -20205,12 +19883,6 @@
         </w:tc>
       </w:tr>
       <w:tr>
-        <w:tblPrEx>
-          <w:tblCellMar>
-            <w:top w:w="0" w:type="dxa"/>
-            <w:bottom w:w="0" w:type="dxa"/>
-          </w:tblCellMar>
-        </w:tblPrEx>
         <w:tc>
           <w:tcPr>
             <w:tcW w:w="900" w:type="dxa"/>
@@ -20360,12 +20032,6 @@
         </w:tc>
       </w:tr>
       <w:tr>
-        <w:tblPrEx>
-          <w:tblCellMar>
-            <w:top w:w="0" w:type="dxa"/>
-            <w:bottom w:w="0" w:type="dxa"/>
-          </w:tblCellMar>
-        </w:tblPrEx>
         <w:tc>
           <w:tcPr>
             <w:tcW w:w="900" w:type="dxa"/>
@@ -20515,12 +20181,6 @@
         </w:tc>
       </w:tr>
       <w:tr>
-        <w:tblPrEx>
-          <w:tblCellMar>
-            <w:top w:w="0" w:type="dxa"/>
-            <w:bottom w:w="0" w:type="dxa"/>
-          </w:tblCellMar>
-        </w:tblPrEx>
         <w:tc>
           <w:tcPr>
             <w:tcW w:w="900" w:type="dxa"/>
@@ -22998,12 +22658,6 @@
         <w:gridCol w:w="1300"/>
       </w:tblGrid>
       <w:tr>
-        <w:tblPrEx>
-          <w:tblCellMar>
-            <w:top w:w="0" w:type="dxa"/>
-            <w:bottom w:w="0" w:type="dxa"/>
-          </w:tblCellMar>
-        </w:tblPrEx>
         <w:trPr>
           <w:tblHeader/>
         </w:trPr>
@@ -23166,12 +22820,6 @@
         </w:tc>
       </w:tr>
       <w:tr>
-        <w:tblPrEx>
-          <w:tblCellMar>
-            <w:top w:w="0" w:type="dxa"/>
-            <w:bottom w:w="0" w:type="dxa"/>
-          </w:tblCellMar>
-        </w:tblPrEx>
         <w:tc>
           <w:tcPr>
             <w:tcW w:w="900" w:type="dxa"/>
@@ -23321,12 +22969,6 @@
         </w:tc>
       </w:tr>
       <w:tr>
-        <w:tblPrEx>
-          <w:tblCellMar>
-            <w:top w:w="0" w:type="dxa"/>
-            <w:bottom w:w="0" w:type="dxa"/>
-          </w:tblCellMar>
-        </w:tblPrEx>
         <w:tc>
           <w:tcPr>
             <w:tcW w:w="900" w:type="dxa"/>
@@ -23476,12 +23118,6 @@
         </w:tc>
       </w:tr>
       <w:tr>
-        <w:tblPrEx>
-          <w:tblCellMar>
-            <w:top w:w="0" w:type="dxa"/>
-            <w:bottom w:w="0" w:type="dxa"/>
-          </w:tblCellMar>
-        </w:tblPrEx>
         <w:tc>
           <w:tcPr>
             <w:tcW w:w="900" w:type="dxa"/>
@@ -23631,12 +23267,6 @@
         </w:tc>
       </w:tr>
       <w:tr>
-        <w:tblPrEx>
-          <w:tblCellMar>
-            <w:top w:w="0" w:type="dxa"/>
-            <w:bottom w:w="0" w:type="dxa"/>
-          </w:tblCellMar>
-        </w:tblPrEx>
         <w:tc>
           <w:tcPr>
             <w:tcW w:w="900" w:type="dxa"/>
@@ -23786,12 +23416,6 @@
         </w:tc>
       </w:tr>
       <w:tr>
-        <w:tblPrEx>
-          <w:tblCellMar>
-            <w:top w:w="0" w:type="dxa"/>
-            <w:bottom w:w="0" w:type="dxa"/>
-          </w:tblCellMar>
-        </w:tblPrEx>
         <w:tc>
           <w:tcPr>
             <w:tcW w:w="900" w:type="dxa"/>
@@ -23941,12 +23565,6 @@
         </w:tc>
       </w:tr>
       <w:tr>
-        <w:tblPrEx>
-          <w:tblCellMar>
-            <w:top w:w="0" w:type="dxa"/>
-            <w:bottom w:w="0" w:type="dxa"/>
-          </w:tblCellMar>
-        </w:tblPrEx>
         <w:tc>
           <w:tcPr>
             <w:tcW w:w="900" w:type="dxa"/>
@@ -24096,12 +23714,6 @@
         </w:tc>
       </w:tr>
       <w:tr>
-        <w:tblPrEx>
-          <w:tblCellMar>
-            <w:top w:w="0" w:type="dxa"/>
-            <w:bottom w:w="0" w:type="dxa"/>
-          </w:tblCellMar>
-        </w:tblPrEx>
         <w:tc>
           <w:tcPr>
             <w:tcW w:w="900" w:type="dxa"/>
@@ -24251,12 +23863,6 @@
         </w:tc>
       </w:tr>
       <w:tr>
-        <w:tblPrEx>
-          <w:tblCellMar>
-            <w:top w:w="0" w:type="dxa"/>
-            <w:bottom w:w="0" w:type="dxa"/>
-          </w:tblCellMar>
-        </w:tblPrEx>
         <w:tc>
           <w:tcPr>
             <w:tcW w:w="900" w:type="dxa"/>
@@ -24406,12 +24012,6 @@
         </w:tc>
       </w:tr>
       <w:tr>
-        <w:tblPrEx>
-          <w:tblCellMar>
-            <w:top w:w="0" w:type="dxa"/>
-            <w:bottom w:w="0" w:type="dxa"/>
-          </w:tblCellMar>
-        </w:tblPrEx>
         <w:tc>
           <w:tcPr>
             <w:tcW w:w="900" w:type="dxa"/>
@@ -24561,12 +24161,6 @@
         </w:tc>
       </w:tr>
       <w:tr>
-        <w:tblPrEx>
-          <w:tblCellMar>
-            <w:top w:w="0" w:type="dxa"/>
-            <w:bottom w:w="0" w:type="dxa"/>
-          </w:tblCellMar>
-        </w:tblPrEx>
         <w:tc>
           <w:tcPr>
             <w:tcW w:w="900" w:type="dxa"/>
@@ -26324,8 +25918,17 @@
           <w:sz w:val="22"/>
           <w:szCs w:val="22"/>
         </w:rPr>
-        <w:t>Toda alteración de una nota es reconstruible</w:t>
-      </w:r>
+        <w:t xml:space="preserve">Toda alteración de una nota es </w:t>
+      </w:r>
+      <w:proofErr w:type="spellStart"/>
+      <w:r>
+        <w:rPr>
+          <w:sz w:val="22"/>
+          <w:szCs w:val="22"/>
+        </w:rPr>
+        <w:t>reconstruible</w:t>
+      </w:r>
+      <w:proofErr w:type="spellEnd"/>
     </w:p>
     <w:p>
       <w:pPr>
@@ -27327,12 +26930,6 @@
         <w:gridCol w:w="1300"/>
       </w:tblGrid>
       <w:tr>
-        <w:tblPrEx>
-          <w:tblCellMar>
-            <w:top w:w="0" w:type="dxa"/>
-            <w:bottom w:w="0" w:type="dxa"/>
-          </w:tblCellMar>
-        </w:tblPrEx>
         <w:trPr>
           <w:tblHeader/>
         </w:trPr>
@@ -27495,12 +27092,6 @@
         </w:tc>
       </w:tr>
       <w:tr>
-        <w:tblPrEx>
-          <w:tblCellMar>
-            <w:top w:w="0" w:type="dxa"/>
-            <w:bottom w:w="0" w:type="dxa"/>
-          </w:tblCellMar>
-        </w:tblPrEx>
         <w:tc>
           <w:tcPr>
             <w:tcW w:w="900" w:type="dxa"/>
@@ -27650,12 +27241,6 @@
         </w:tc>
       </w:tr>
       <w:tr>
-        <w:tblPrEx>
-          <w:tblCellMar>
-            <w:top w:w="0" w:type="dxa"/>
-            <w:bottom w:w="0" w:type="dxa"/>
-          </w:tblCellMar>
-        </w:tblPrEx>
         <w:tc>
           <w:tcPr>
             <w:tcW w:w="900" w:type="dxa"/>
@@ -27805,12 +27390,6 @@
         </w:tc>
       </w:tr>
       <w:tr>
-        <w:tblPrEx>
-          <w:tblCellMar>
-            <w:top w:w="0" w:type="dxa"/>
-            <w:bottom w:w="0" w:type="dxa"/>
-          </w:tblCellMar>
-        </w:tblPrEx>
         <w:tc>
           <w:tcPr>
             <w:tcW w:w="900" w:type="dxa"/>
@@ -27960,12 +27539,6 @@
         </w:tc>
       </w:tr>
       <w:tr>
-        <w:tblPrEx>
-          <w:tblCellMar>
-            <w:top w:w="0" w:type="dxa"/>
-            <w:bottom w:w="0" w:type="dxa"/>
-          </w:tblCellMar>
-        </w:tblPrEx>
         <w:tc>
           <w:tcPr>
             <w:tcW w:w="900" w:type="dxa"/>
@@ -28115,12 +27688,6 @@
         </w:tc>
       </w:tr>
       <w:tr>
-        <w:tblPrEx>
-          <w:tblCellMar>
-            <w:top w:w="0" w:type="dxa"/>
-            <w:bottom w:w="0" w:type="dxa"/>
-          </w:tblCellMar>
-        </w:tblPrEx>
         <w:tc>
           <w:tcPr>
             <w:tcW w:w="900" w:type="dxa"/>
@@ -28270,12 +27837,6 @@
         </w:tc>
       </w:tr>
       <w:tr>
-        <w:tblPrEx>
-          <w:tblCellMar>
-            <w:top w:w="0" w:type="dxa"/>
-            <w:bottom w:w="0" w:type="dxa"/>
-          </w:tblCellMar>
-        </w:tblPrEx>
         <w:tc>
           <w:tcPr>
             <w:tcW w:w="900" w:type="dxa"/>
@@ -28425,12 +27986,6 @@
         </w:tc>
       </w:tr>
       <w:tr>
-        <w:tblPrEx>
-          <w:tblCellMar>
-            <w:top w:w="0" w:type="dxa"/>
-            <w:bottom w:w="0" w:type="dxa"/>
-          </w:tblCellMar>
-        </w:tblPrEx>
         <w:tc>
           <w:tcPr>
             <w:tcW w:w="900" w:type="dxa"/>
@@ -28580,12 +28135,6 @@
         </w:tc>
       </w:tr>
       <w:tr>
-        <w:tblPrEx>
-          <w:tblCellMar>
-            <w:top w:w="0" w:type="dxa"/>
-            <w:bottom w:w="0" w:type="dxa"/>
-          </w:tblCellMar>
-        </w:tblPrEx>
         <w:tc>
           <w:tcPr>
             <w:tcW w:w="900" w:type="dxa"/>
@@ -29895,7 +29444,31 @@
         <w:ind w:firstLine="720"/>
       </w:pPr>
       <w:r>
-        <w:t>Organizamos los 28 requerimientos no funcionales con las ocho características del modelo de calidad de la norma ISO/IEC 25010 (International Organization for Standardization, 2011). A cada uno le pusimos una métrica de verificación, porque sin ella no hay forma de comprobarlo: decir que «el sistema debe ser rápido» no es un requerimiento, es un deseo.</w:t>
+        <w:t xml:space="preserve">Organizamos los 28 requerimientos no funcionales con las ocho características del modelo de calidad de la norma ISO/IEC 25010 (International </w:t>
+      </w:r>
+      <w:proofErr w:type="spellStart"/>
+      <w:r>
+        <w:t>Organization</w:t>
+      </w:r>
+      <w:proofErr w:type="spellEnd"/>
+      <w:r>
+        <w:t xml:space="preserve"> </w:t>
+      </w:r>
+      <w:proofErr w:type="spellStart"/>
+      <w:r>
+        <w:t>for</w:t>
+      </w:r>
+      <w:proofErr w:type="spellEnd"/>
+      <w:r>
+        <w:t xml:space="preserve"> </w:t>
+      </w:r>
+      <w:proofErr w:type="spellStart"/>
+      <w:r>
+        <w:t>Standardization</w:t>
+      </w:r>
+      <w:proofErr w:type="spellEnd"/>
+      <w:r>
+        <w:t>, 2011). A cada uno le pusimos una métrica de verificación, porque sin ella no hay forma de comprobarlo: decir que «el sistema debe ser rápido» no es un requerimiento, es un deseo.</w:t>
       </w:r>
     </w:p>
     <w:p>
@@ -29986,7 +29559,39 @@
           <w:sz w:val="20"/>
           <w:szCs w:val="20"/>
         </w:rPr>
-        <w:t>Elaboración propia con PlantUML. El color indica la prioridad: rojo alta, ámbar media y gris baja. La concentración de requerimientos de prioridad alta en seguridad y fiabilidad responde a que el sistema custodia el registro académico oficial de la institución.</w:t>
+        <w:t xml:space="preserve">Elaboración propia con </w:t>
+      </w:r>
+      <w:proofErr w:type="spellStart"/>
+      <w:r>
+        <w:rPr>
+          <w:sz w:val="20"/>
+          <w:szCs w:val="20"/>
+        </w:rPr>
+        <w:t>PlantUML</w:t>
+      </w:r>
+      <w:proofErr w:type="spellEnd"/>
+      <w:r>
+        <w:rPr>
+          <w:sz w:val="20"/>
+          <w:szCs w:val="20"/>
+        </w:rPr>
+        <w:t xml:space="preserve">. El color indica la prioridad: </w:t>
+      </w:r>
+      <w:proofErr w:type="gramStart"/>
+      <w:r>
+        <w:rPr>
+          <w:sz w:val="20"/>
+          <w:szCs w:val="20"/>
+        </w:rPr>
+        <w:t>rojo alta</w:t>
+      </w:r>
+      <w:proofErr w:type="gramEnd"/>
+      <w:r>
+        <w:rPr>
+          <w:sz w:val="20"/>
+          <w:szCs w:val="20"/>
+        </w:rPr>
+        <w:t>, ámbar media y gris baja. La concentración de requerimientos de prioridad alta en seguridad y fiabilidad responde a que el sistema custodia el registro académico oficial de la institución.</w:t>
       </w:r>
     </w:p>
     <w:p>
@@ -30045,12 +29650,6 @@
         <w:gridCol w:w="900"/>
       </w:tblGrid>
       <w:tr>
-        <w:tblPrEx>
-          <w:tblCellMar>
-            <w:top w:w="0" w:type="dxa"/>
-            <w:bottom w:w="0" w:type="dxa"/>
-          </w:tblCellMar>
-        </w:tblPrEx>
         <w:trPr>
           <w:tblHeader/>
         </w:trPr>
@@ -30106,6 +29705,7 @@
             <w:pPr>
               <w:spacing w:line="240" w:lineRule="auto"/>
             </w:pPr>
+            <w:proofErr w:type="spellStart"/>
             <w:r>
               <w:rPr>
                 <w:b/>
@@ -30115,6 +29715,7 @@
               </w:rPr>
               <w:t>Subcaracterística</w:t>
             </w:r>
+            <w:proofErr w:type="spellEnd"/>
           </w:p>
         </w:tc>
         <w:tc>
@@ -30213,12 +29814,6 @@
         </w:tc>
       </w:tr>
       <w:tr>
-        <w:tblPrEx>
-          <w:tblCellMar>
-            <w:top w:w="0" w:type="dxa"/>
-            <w:bottom w:w="0" w:type="dxa"/>
-          </w:tblCellMar>
-        </w:tblPrEx>
         <w:tc>
           <w:tcPr>
             <w:tcW w:w="1000" w:type="dxa"/>
@@ -30367,12 +29962,6 @@
         </w:tc>
       </w:tr>
       <w:tr>
-        <w:tblPrEx>
-          <w:tblCellMar>
-            <w:top w:w="0" w:type="dxa"/>
-            <w:bottom w:w="0" w:type="dxa"/>
-          </w:tblCellMar>
-        </w:tblPrEx>
         <w:tc>
           <w:tcPr>
             <w:tcW w:w="1000" w:type="dxa"/>
@@ -30582,12 +30171,6 @@
         <w:gridCol w:w="900"/>
       </w:tblGrid>
       <w:tr>
-        <w:tblPrEx>
-          <w:tblCellMar>
-            <w:top w:w="0" w:type="dxa"/>
-            <w:bottom w:w="0" w:type="dxa"/>
-          </w:tblCellMar>
-        </w:tblPrEx>
         <w:trPr>
           <w:tblHeader/>
         </w:trPr>
@@ -30642,6 +30225,7 @@
             <w:pPr>
               <w:spacing w:line="240" w:lineRule="auto"/>
             </w:pPr>
+            <w:proofErr w:type="spellStart"/>
             <w:r>
               <w:rPr>
                 <w:b/>
@@ -30651,6 +30235,7 @@
               </w:rPr>
               <w:t>Subcaracterística</w:t>
             </w:r>
+            <w:proofErr w:type="spellEnd"/>
           </w:p>
         </w:tc>
         <w:tc>
@@ -30749,12 +30334,6 @@
         </w:tc>
       </w:tr>
       <w:tr>
-        <w:tblPrEx>
-          <w:tblCellMar>
-            <w:top w:w="0" w:type="dxa"/>
-            <w:bottom w:w="0" w:type="dxa"/>
-          </w:tblCellMar>
-        </w:tblPrEx>
         <w:tc>
           <w:tcPr>
             <w:tcW w:w="1000" w:type="dxa"/>
@@ -30903,12 +30482,6 @@
         </w:tc>
       </w:tr>
       <w:tr>
-        <w:tblPrEx>
-          <w:tblCellMar>
-            <w:top w:w="0" w:type="dxa"/>
-            <w:bottom w:w="0" w:type="dxa"/>
-          </w:tblCellMar>
-        </w:tblPrEx>
         <w:tc>
           <w:tcPr>
             <w:tcW w:w="1000" w:type="dxa"/>
@@ -31057,12 +30630,6 @@
         </w:tc>
       </w:tr>
       <w:tr>
-        <w:tblPrEx>
-          <w:tblCellMar>
-            <w:top w:w="0" w:type="dxa"/>
-            <w:bottom w:w="0" w:type="dxa"/>
-          </w:tblCellMar>
-        </w:tblPrEx>
         <w:tc>
           <w:tcPr>
             <w:tcW w:w="1000" w:type="dxa"/>
@@ -31211,12 +30778,6 @@
         </w:tc>
       </w:tr>
       <w:tr>
-        <w:tblPrEx>
-          <w:tblCellMar>
-            <w:top w:w="0" w:type="dxa"/>
-            <w:bottom w:w="0" w:type="dxa"/>
-          </w:tblCellMar>
-        </w:tblPrEx>
         <w:tc>
           <w:tcPr>
             <w:tcW w:w="1000" w:type="dxa"/>
@@ -31426,12 +30987,6 @@
         <w:gridCol w:w="900"/>
       </w:tblGrid>
       <w:tr>
-        <w:tblPrEx>
-          <w:tblCellMar>
-            <w:top w:w="0" w:type="dxa"/>
-            <w:bottom w:w="0" w:type="dxa"/>
-          </w:tblCellMar>
-        </w:tblPrEx>
         <w:trPr>
           <w:tblHeader/>
         </w:trPr>
@@ -31487,6 +31042,7 @@
             <w:pPr>
               <w:spacing w:line="240" w:lineRule="auto"/>
             </w:pPr>
+            <w:proofErr w:type="spellStart"/>
             <w:r>
               <w:rPr>
                 <w:b/>
@@ -31496,6 +31052,7 @@
               </w:rPr>
               <w:t>Subcaracterística</w:t>
             </w:r>
+            <w:proofErr w:type="spellEnd"/>
           </w:p>
         </w:tc>
         <w:tc>
@@ -31594,12 +31151,6 @@
         </w:tc>
       </w:tr>
       <w:tr>
-        <w:tblPrEx>
-          <w:tblCellMar>
-            <w:top w:w="0" w:type="dxa"/>
-            <w:bottom w:w="0" w:type="dxa"/>
-          </w:tblCellMar>
-        </w:tblPrEx>
         <w:tc>
           <w:tcPr>
             <w:tcW w:w="1000" w:type="dxa"/>
@@ -31748,12 +31299,6 @@
         </w:tc>
       </w:tr>
       <w:tr>
-        <w:tblPrEx>
-          <w:tblCellMar>
-            <w:top w:w="0" w:type="dxa"/>
-            <w:bottom w:w="0" w:type="dxa"/>
-          </w:tblCellMar>
-        </w:tblPrEx>
         <w:tc>
           <w:tcPr>
             <w:tcW w:w="1000" w:type="dxa"/>
@@ -31963,12 +31508,6 @@
         <w:gridCol w:w="900"/>
       </w:tblGrid>
       <w:tr>
-        <w:tblPrEx>
-          <w:tblCellMar>
-            <w:top w:w="0" w:type="dxa"/>
-            <w:bottom w:w="0" w:type="dxa"/>
-          </w:tblCellMar>
-        </w:tblPrEx>
         <w:trPr>
           <w:tblHeader/>
         </w:trPr>
@@ -32023,6 +31562,7 @@
             <w:pPr>
               <w:spacing w:line="240" w:lineRule="auto"/>
             </w:pPr>
+            <w:proofErr w:type="spellStart"/>
             <w:r>
               <w:rPr>
                 <w:b/>
@@ -32032,6 +31572,7 @@
               </w:rPr>
               <w:t>Subcaracterística</w:t>
             </w:r>
+            <w:proofErr w:type="spellEnd"/>
           </w:p>
         </w:tc>
         <w:tc>
@@ -32130,12 +31671,6 @@
         </w:tc>
       </w:tr>
       <w:tr>
-        <w:tblPrEx>
-          <w:tblCellMar>
-            <w:top w:w="0" w:type="dxa"/>
-            <w:bottom w:w="0" w:type="dxa"/>
-          </w:tblCellMar>
-        </w:tblPrEx>
         <w:tc>
           <w:tcPr>
             <w:tcW w:w="1000" w:type="dxa"/>
@@ -32284,12 +31819,6 @@
         </w:tc>
       </w:tr>
       <w:tr>
-        <w:tblPrEx>
-          <w:tblCellMar>
-            <w:top w:w="0" w:type="dxa"/>
-            <w:bottom w:w="0" w:type="dxa"/>
-          </w:tblCellMar>
-        </w:tblPrEx>
         <w:tc>
           <w:tcPr>
             <w:tcW w:w="1000" w:type="dxa"/>
@@ -32438,12 +31967,6 @@
         </w:tc>
       </w:tr>
       <w:tr>
-        <w:tblPrEx>
-          <w:tblCellMar>
-            <w:top w:w="0" w:type="dxa"/>
-            <w:bottom w:w="0" w:type="dxa"/>
-          </w:tblCellMar>
-        </w:tblPrEx>
         <w:tc>
           <w:tcPr>
             <w:tcW w:w="1000" w:type="dxa"/>
@@ -32556,7 +32079,23 @@
                 <w:sz w:val="20"/>
                 <w:szCs w:val="20"/>
               </w:rPr>
-              <w:t>Operación sin desplazamiento horizontal desde 360 px de ancho</w:t>
+              <w:t xml:space="preserve">Operación sin desplazamiento horizontal desde 360 </w:t>
+            </w:r>
+            <w:proofErr w:type="spellStart"/>
+            <w:r>
+              <w:rPr>
+                <w:sz w:val="20"/>
+                <w:szCs w:val="20"/>
+              </w:rPr>
+              <w:t>px</w:t>
+            </w:r>
+            <w:proofErr w:type="spellEnd"/>
+            <w:r>
+              <w:rPr>
+                <w:sz w:val="20"/>
+                <w:szCs w:val="20"/>
+              </w:rPr>
+              <w:t xml:space="preserve"> de ancho</w:t>
             </w:r>
           </w:p>
         </w:tc>
@@ -32592,12 +32131,6 @@
         </w:tc>
       </w:tr>
       <w:tr>
-        <w:tblPrEx>
-          <w:tblCellMar>
-            <w:top w:w="0" w:type="dxa"/>
-            <w:bottom w:w="0" w:type="dxa"/>
-          </w:tblCellMar>
-        </w:tblPrEx>
         <w:tc>
           <w:tcPr>
             <w:tcW w:w="1000" w:type="dxa"/>
@@ -32746,12 +32279,6 @@
         </w:tc>
       </w:tr>
       <w:tr>
-        <w:tblPrEx>
-          <w:tblCellMar>
-            <w:top w:w="0" w:type="dxa"/>
-            <w:bottom w:w="0" w:type="dxa"/>
-          </w:tblCellMar>
-        </w:tblPrEx>
         <w:tc>
           <w:tcPr>
             <w:tcW w:w="1000" w:type="dxa"/>
@@ -32801,6 +32328,7 @@
             <w:pPr>
               <w:spacing w:line="240" w:lineRule="auto"/>
             </w:pPr>
+            <w:proofErr w:type="spellStart"/>
             <w:r>
               <w:rPr>
                 <w:sz w:val="20"/>
@@ -32808,6 +32336,7 @@
               </w:rPr>
               <w:t>Reconocibilidad</w:t>
             </w:r>
+            <w:proofErr w:type="spellEnd"/>
           </w:p>
         </w:tc>
         <w:tc>
@@ -32961,12 +32490,6 @@
         <w:gridCol w:w="900"/>
       </w:tblGrid>
       <w:tr>
-        <w:tblPrEx>
-          <w:tblCellMar>
-            <w:top w:w="0" w:type="dxa"/>
-            <w:bottom w:w="0" w:type="dxa"/>
-          </w:tblCellMar>
-        </w:tblPrEx>
         <w:trPr>
           <w:tblHeader/>
         </w:trPr>
@@ -33022,6 +32545,7 @@
             <w:pPr>
               <w:spacing w:line="240" w:lineRule="auto"/>
             </w:pPr>
+            <w:proofErr w:type="spellStart"/>
             <w:r>
               <w:rPr>
                 <w:b/>
@@ -33031,6 +32555,7 @@
               </w:rPr>
               <w:t>Subcaracterística</w:t>
             </w:r>
+            <w:proofErr w:type="spellEnd"/>
           </w:p>
         </w:tc>
         <w:tc>
@@ -33129,12 +32654,6 @@
         </w:tc>
       </w:tr>
       <w:tr>
-        <w:tblPrEx>
-          <w:tblCellMar>
-            <w:top w:w="0" w:type="dxa"/>
-            <w:bottom w:w="0" w:type="dxa"/>
-          </w:tblCellMar>
-        </w:tblPrEx>
         <w:tc>
           <w:tcPr>
             <w:tcW w:w="1000" w:type="dxa"/>
@@ -33283,12 +32802,6 @@
         </w:tc>
       </w:tr>
       <w:tr>
-        <w:tblPrEx>
-          <w:tblCellMar>
-            <w:top w:w="0" w:type="dxa"/>
-            <w:bottom w:w="0" w:type="dxa"/>
-          </w:tblCellMar>
-        </w:tblPrEx>
         <w:tc>
           <w:tcPr>
             <w:tcW w:w="1000" w:type="dxa"/>
@@ -33437,12 +32950,6 @@
         </w:tc>
       </w:tr>
       <w:tr>
-        <w:tblPrEx>
-          <w:tblCellMar>
-            <w:top w:w="0" w:type="dxa"/>
-            <w:bottom w:w="0" w:type="dxa"/>
-          </w:tblCellMar>
-        </w:tblPrEx>
         <w:tc>
           <w:tcPr>
             <w:tcW w:w="1000" w:type="dxa"/>
@@ -33652,12 +33159,6 @@
         <w:gridCol w:w="900"/>
       </w:tblGrid>
       <w:tr>
-        <w:tblPrEx>
-          <w:tblCellMar>
-            <w:top w:w="0" w:type="dxa"/>
-            <w:bottom w:w="0" w:type="dxa"/>
-          </w:tblCellMar>
-        </w:tblPrEx>
         <w:trPr>
           <w:tblHeader/>
         </w:trPr>
@@ -33712,6 +33213,7 @@
             <w:pPr>
               <w:spacing w:line="240" w:lineRule="auto"/>
             </w:pPr>
+            <w:proofErr w:type="spellStart"/>
             <w:r>
               <w:rPr>
                 <w:b/>
@@ -33721,6 +33223,7 @@
               </w:rPr>
               <w:t>Subcaracterística</w:t>
             </w:r>
+            <w:proofErr w:type="spellEnd"/>
           </w:p>
         </w:tc>
         <w:tc>
@@ -33819,12 +33322,6 @@
         </w:tc>
       </w:tr>
       <w:tr>
-        <w:tblPrEx>
-          <w:tblCellMar>
-            <w:top w:w="0" w:type="dxa"/>
-            <w:bottom w:w="0" w:type="dxa"/>
-          </w:tblCellMar>
-        </w:tblPrEx>
         <w:tc>
           <w:tcPr>
             <w:tcW w:w="1000" w:type="dxa"/>
@@ -33973,12 +33470,6 @@
         </w:tc>
       </w:tr>
       <w:tr>
-        <w:tblPrEx>
-          <w:tblCellMar>
-            <w:top w:w="0" w:type="dxa"/>
-            <w:bottom w:w="0" w:type="dxa"/>
-          </w:tblCellMar>
-        </w:tblPrEx>
         <w:tc>
           <w:tcPr>
             <w:tcW w:w="1000" w:type="dxa"/>
@@ -34127,12 +33618,6 @@
         </w:tc>
       </w:tr>
       <w:tr>
-        <w:tblPrEx>
-          <w:tblCellMar>
-            <w:top w:w="0" w:type="dxa"/>
-            <w:bottom w:w="0" w:type="dxa"/>
-          </w:tblCellMar>
-        </w:tblPrEx>
         <w:tc>
           <w:tcPr>
             <w:tcW w:w="1000" w:type="dxa"/>
@@ -34281,12 +33766,6 @@
         </w:tc>
       </w:tr>
       <w:tr>
-        <w:tblPrEx>
-          <w:tblCellMar>
-            <w:top w:w="0" w:type="dxa"/>
-            <w:bottom w:w="0" w:type="dxa"/>
-          </w:tblCellMar>
-        </w:tblPrEx>
         <w:tc>
           <w:tcPr>
             <w:tcW w:w="1000" w:type="dxa"/>
@@ -34435,12 +33914,6 @@
         </w:tc>
       </w:tr>
       <w:tr>
-        <w:tblPrEx>
-          <w:tblCellMar>
-            <w:top w:w="0" w:type="dxa"/>
-            <w:bottom w:w="0" w:type="dxa"/>
-          </w:tblCellMar>
-        </w:tblPrEx>
         <w:tc>
           <w:tcPr>
             <w:tcW w:w="1000" w:type="dxa"/>
@@ -34589,12 +34062,6 @@
         </w:tc>
       </w:tr>
       <w:tr>
-        <w:tblPrEx>
-          <w:tblCellMar>
-            <w:top w:w="0" w:type="dxa"/>
-            <w:bottom w:w="0" w:type="dxa"/>
-          </w:tblCellMar>
-        </w:tblPrEx>
         <w:tc>
           <w:tcPr>
             <w:tcW w:w="1000" w:type="dxa"/>
@@ -34743,12 +34210,6 @@
         </w:tc>
       </w:tr>
       <w:tr>
-        <w:tblPrEx>
-          <w:tblCellMar>
-            <w:top w:w="0" w:type="dxa"/>
-            <w:bottom w:w="0" w:type="dxa"/>
-          </w:tblCellMar>
-        </w:tblPrEx>
         <w:tc>
           <w:tcPr>
             <w:tcW w:w="1000" w:type="dxa"/>
@@ -34959,12 +34420,6 @@
         <w:gridCol w:w="900"/>
       </w:tblGrid>
       <w:tr>
-        <w:tblPrEx>
-          <w:tblCellMar>
-            <w:top w:w="0" w:type="dxa"/>
-            <w:bottom w:w="0" w:type="dxa"/>
-          </w:tblCellMar>
-        </w:tblPrEx>
         <w:trPr>
           <w:tblHeader/>
         </w:trPr>
@@ -35019,6 +34474,7 @@
             <w:pPr>
               <w:spacing w:line="240" w:lineRule="auto"/>
             </w:pPr>
+            <w:proofErr w:type="spellStart"/>
             <w:r>
               <w:rPr>
                 <w:b/>
@@ -35028,6 +34484,7 @@
               </w:rPr>
               <w:t>Subcaracterística</w:t>
             </w:r>
+            <w:proofErr w:type="spellEnd"/>
           </w:p>
         </w:tc>
         <w:tc>
@@ -35126,12 +34583,6 @@
         </w:tc>
       </w:tr>
       <w:tr>
-        <w:tblPrEx>
-          <w:tblCellMar>
-            <w:top w:w="0" w:type="dxa"/>
-            <w:bottom w:w="0" w:type="dxa"/>
-          </w:tblCellMar>
-        </w:tblPrEx>
         <w:tc>
           <w:tcPr>
             <w:tcW w:w="1000" w:type="dxa"/>
@@ -35280,12 +34731,6 @@
         </w:tc>
       </w:tr>
       <w:tr>
-        <w:tblPrEx>
-          <w:tblCellMar>
-            <w:top w:w="0" w:type="dxa"/>
-            <w:bottom w:w="0" w:type="dxa"/>
-          </w:tblCellMar>
-        </w:tblPrEx>
         <w:tc>
           <w:tcPr>
             <w:tcW w:w="1000" w:type="dxa"/>
@@ -35335,6 +34780,7 @@
             <w:pPr>
               <w:spacing w:line="240" w:lineRule="auto"/>
             </w:pPr>
+            <w:proofErr w:type="spellStart"/>
             <w:r>
               <w:rPr>
                 <w:sz w:val="20"/>
@@ -35342,6 +34788,7 @@
               </w:rPr>
               <w:t>Analizabilidad</w:t>
             </w:r>
+            <w:proofErr w:type="spellEnd"/>
           </w:p>
         </w:tc>
         <w:tc>
@@ -35434,12 +34881,6 @@
         </w:tc>
       </w:tr>
       <w:tr>
-        <w:tblPrEx>
-          <w:tblCellMar>
-            <w:top w:w="0" w:type="dxa"/>
-            <w:bottom w:w="0" w:type="dxa"/>
-          </w:tblCellMar>
-        </w:tblPrEx>
         <w:tc>
           <w:tcPr>
             <w:tcW w:w="1000" w:type="dxa"/>
@@ -35649,12 +35090,6 @@
         <w:gridCol w:w="900"/>
       </w:tblGrid>
       <w:tr>
-        <w:tblPrEx>
-          <w:tblCellMar>
-            <w:top w:w="0" w:type="dxa"/>
-            <w:bottom w:w="0" w:type="dxa"/>
-          </w:tblCellMar>
-        </w:tblPrEx>
         <w:trPr>
           <w:tblHeader/>
         </w:trPr>
@@ -35709,6 +35144,7 @@
             <w:pPr>
               <w:spacing w:line="240" w:lineRule="auto"/>
             </w:pPr>
+            <w:proofErr w:type="spellStart"/>
             <w:r>
               <w:rPr>
                 <w:b/>
@@ -35718,6 +35154,7 @@
               </w:rPr>
               <w:t>Subcaracterística</w:t>
             </w:r>
+            <w:proofErr w:type="spellEnd"/>
           </w:p>
         </w:tc>
         <w:tc>
@@ -35816,12 +35253,6 @@
         </w:tc>
       </w:tr>
       <w:tr>
-        <w:tblPrEx>
-          <w:tblCellMar>
-            <w:top w:w="0" w:type="dxa"/>
-            <w:bottom w:w="0" w:type="dxa"/>
-          </w:tblCellMar>
-        </w:tblPrEx>
         <w:tc>
           <w:tcPr>
             <w:tcW w:w="1000" w:type="dxa"/>
@@ -35871,6 +35302,7 @@
             <w:pPr>
               <w:spacing w:line="240" w:lineRule="auto"/>
             </w:pPr>
+            <w:proofErr w:type="spellStart"/>
             <w:r>
               <w:rPr>
                 <w:sz w:val="20"/>
@@ -35878,6 +35310,7 @@
               </w:rPr>
               <w:t>Instalabilidad</w:t>
             </w:r>
+            <w:proofErr w:type="spellEnd"/>
           </w:p>
         </w:tc>
         <w:tc>
@@ -35970,12 +35403,6 @@
         </w:tc>
       </w:tr>
       <w:tr>
-        <w:tblPrEx>
-          <w:tblCellMar>
-            <w:top w:w="0" w:type="dxa"/>
-            <w:bottom w:w="0" w:type="dxa"/>
-          </w:tblCellMar>
-        </w:tblPrEx>
         <w:tc>
           <w:tcPr>
             <w:tcW w:w="1000" w:type="dxa"/>
@@ -36151,7 +35578,15 @@
         <w:ind w:firstLine="720"/>
       </w:pPr>
       <w:r>
-        <w:t>Las reglas de negocio vienen del dominio y no de la tecnología: existirían igual aunque la institución nunca tuviera un sistema de información. Las documentamos aparte de los requerimientos funcionales por dos razones. Porque siguen vigentes sin importar qué aplicación las implemente, y porque si mañana cambia el reglamento estudiantil necesitamos rastrear de inmediato todos los requerimientos afectados. Clasificamos las 27 reglas según lo que expresa cada una.</w:t>
+        <w:t xml:space="preserve">Las reglas de negocio vienen del dominio y no de la tecnología: existirían </w:t>
+      </w:r>
+      <w:proofErr w:type="gramStart"/>
+      <w:r>
+        <w:t>igual</w:t>
+      </w:r>
+      <w:proofErr w:type="gramEnd"/>
+      <w:r>
+        <w:t xml:space="preserve"> aunque la institución nunca tuviera un sistema de información. Las documentamos aparte de los requerimientos funcionales por dos razones. Porque siguen vigentes sin importar qué aplicación las implemente, y porque si mañana cambia el reglamento estudiantil necesitamos rastrear de inmediato todos los requerimientos afectados. Clasificamos las 27 reglas según lo que expresa cada una.</w:t>
       </w:r>
     </w:p>
     <w:p>
@@ -36198,12 +35633,6 @@
         <w:gridCol w:w="2360"/>
       </w:tblGrid>
       <w:tr>
-        <w:tblPrEx>
-          <w:tblCellMar>
-            <w:top w:w="0" w:type="dxa"/>
-            <w:bottom w:w="0" w:type="dxa"/>
-          </w:tblCellMar>
-        </w:tblPrEx>
         <w:trPr>
           <w:tblHeader/>
         </w:trPr>
@@ -36302,12 +35731,6 @@
         </w:tc>
       </w:tr>
       <w:tr>
-        <w:tblPrEx>
-          <w:tblCellMar>
-            <w:top w:w="0" w:type="dxa"/>
-            <w:bottom w:w="0" w:type="dxa"/>
-          </w:tblCellMar>
-        </w:tblPrEx>
         <w:tc>
           <w:tcPr>
             <w:tcW w:w="2400" w:type="dxa"/>
@@ -36397,12 +35820,6 @@
         </w:tc>
       </w:tr>
       <w:tr>
-        <w:tblPrEx>
-          <w:tblCellMar>
-            <w:top w:w="0" w:type="dxa"/>
-            <w:bottom w:w="0" w:type="dxa"/>
-          </w:tblCellMar>
-        </w:tblPrEx>
         <w:tc>
           <w:tcPr>
             <w:tcW w:w="2400" w:type="dxa"/>
@@ -36492,12 +35909,6 @@
         </w:tc>
       </w:tr>
       <w:tr>
-        <w:tblPrEx>
-          <w:tblCellMar>
-            <w:top w:w="0" w:type="dxa"/>
-            <w:bottom w:w="0" w:type="dxa"/>
-          </w:tblCellMar>
-        </w:tblPrEx>
         <w:tc>
           <w:tcPr>
             <w:tcW w:w="2400" w:type="dxa"/>
@@ -36587,12 +35998,6 @@
         </w:tc>
       </w:tr>
       <w:tr>
-        <w:tblPrEx>
-          <w:tblCellMar>
-            <w:top w:w="0" w:type="dxa"/>
-            <w:bottom w:w="0" w:type="dxa"/>
-          </w:tblCellMar>
-        </w:tblPrEx>
         <w:tc>
           <w:tcPr>
             <w:tcW w:w="2400" w:type="dxa"/>
@@ -36670,11 +36075,15 @@
           <w:p>
             <w:pPr>
               <w:spacing w:line="240" w:lineRule="auto"/>
-            </w:pPr>
-            <w:r>
-              <w:rPr>
-                <w:sz w:val="20"/>
-                <w:szCs w:val="20"/>
+              <w:rPr>
+                <w:lang w:val="en-US"/>
+              </w:rPr>
+            </w:pPr>
+            <w:r>
+              <w:rPr>
+                <w:sz w:val="20"/>
+                <w:szCs w:val="20"/>
+                <w:lang w:val="en-US"/>
               </w:rPr>
               <w:t>RN-04, RN-05, RN-06, RN-09, RN-10, RN-14, RN-19, RN-21, RN-24, RN-25, RN-26</w:t>
             </w:r>
@@ -36682,12 +36091,6 @@
         </w:tc>
       </w:tr>
       <w:tr>
-        <w:tblPrEx>
-          <w:tblCellMar>
-            <w:top w:w="0" w:type="dxa"/>
-            <w:bottom w:w="0" w:type="dxa"/>
-          </w:tblCellMar>
-        </w:tblPrEx>
         <w:tc>
           <w:tcPr>
             <w:tcW w:w="2400" w:type="dxa"/>
@@ -36777,12 +36180,6 @@
         </w:tc>
       </w:tr>
       <w:tr>
-        <w:tblPrEx>
-          <w:tblCellMar>
-            <w:top w:w="0" w:type="dxa"/>
-            <w:bottom w:w="0" w:type="dxa"/>
-          </w:tblCellMar>
-        </w:tblPrEx>
         <w:tc>
           <w:tcPr>
             <w:tcW w:w="2400" w:type="dxa"/>
@@ -36872,12 +36269,6 @@
         </w:tc>
       </w:tr>
       <w:tr>
-        <w:tblPrEx>
-          <w:tblCellMar>
-            <w:top w:w="0" w:type="dxa"/>
-            <w:bottom w:w="0" w:type="dxa"/>
-          </w:tblCellMar>
-        </w:tblPrEx>
         <w:tc>
           <w:tcPr>
             <w:tcW w:w="2400" w:type="dxa"/>
@@ -36967,12 +36358,6 @@
         </w:tc>
       </w:tr>
       <w:tr>
-        <w:tblPrEx>
-          <w:tblCellMar>
-            <w:top w:w="0" w:type="dxa"/>
-            <w:bottom w:w="0" w:type="dxa"/>
-          </w:tblCellMar>
-        </w:tblPrEx>
         <w:tc>
           <w:tcPr>
             <w:tcW w:w="2400" w:type="dxa"/>
@@ -37113,12 +36498,6 @@
         <w:gridCol w:w="1460"/>
       </w:tblGrid>
       <w:tr>
-        <w:tblPrEx>
-          <w:tblCellMar>
-            <w:top w:w="0" w:type="dxa"/>
-            <w:bottom w:w="0" w:type="dxa"/>
-          </w:tblCellMar>
-        </w:tblPrEx>
         <w:trPr>
           <w:tblHeader/>
         </w:trPr>
@@ -37279,12 +36658,6 @@
         </w:tc>
       </w:tr>
       <w:tr>
-        <w:tblPrEx>
-          <w:tblCellMar>
-            <w:top w:w="0" w:type="dxa"/>
-            <w:bottom w:w="0" w:type="dxa"/>
-          </w:tblCellMar>
-        </w:tblPrEx>
         <w:tc>
           <w:tcPr>
             <w:tcW w:w="700" w:type="dxa"/>
@@ -37432,12 +36805,6 @@
         </w:tc>
       </w:tr>
       <w:tr>
-        <w:tblPrEx>
-          <w:tblCellMar>
-            <w:top w:w="0" w:type="dxa"/>
-            <w:bottom w:w="0" w:type="dxa"/>
-          </w:tblCellMar>
-        </w:tblPrEx>
         <w:tc>
           <w:tcPr>
             <w:tcW w:w="700" w:type="dxa"/>
@@ -37586,12 +36953,6 @@
         </w:tc>
       </w:tr>
       <w:tr>
-        <w:tblPrEx>
-          <w:tblCellMar>
-            <w:top w:w="0" w:type="dxa"/>
-            <w:bottom w:w="0" w:type="dxa"/>
-          </w:tblCellMar>
-        </w:tblPrEx>
         <w:tc>
           <w:tcPr>
             <w:tcW w:w="700" w:type="dxa"/>
@@ -37739,12 +37100,6 @@
         </w:tc>
       </w:tr>
       <w:tr>
-        <w:tblPrEx>
-          <w:tblCellMar>
-            <w:top w:w="0" w:type="dxa"/>
-            <w:bottom w:w="0" w:type="dxa"/>
-          </w:tblCellMar>
-        </w:tblPrEx>
         <w:tc>
           <w:tcPr>
             <w:tcW w:w="700" w:type="dxa"/>
@@ -37892,12 +37247,6 @@
         </w:tc>
       </w:tr>
       <w:tr>
-        <w:tblPrEx>
-          <w:tblCellMar>
-            <w:top w:w="0" w:type="dxa"/>
-            <w:bottom w:w="0" w:type="dxa"/>
-          </w:tblCellMar>
-        </w:tblPrEx>
         <w:tc>
           <w:tcPr>
             <w:tcW w:w="700" w:type="dxa"/>
@@ -38045,12 +37394,6 @@
         </w:tc>
       </w:tr>
       <w:tr>
-        <w:tblPrEx>
-          <w:tblCellMar>
-            <w:top w:w="0" w:type="dxa"/>
-            <w:bottom w:w="0" w:type="dxa"/>
-          </w:tblCellMar>
-        </w:tblPrEx>
         <w:tc>
           <w:tcPr>
             <w:tcW w:w="700" w:type="dxa"/>
@@ -38198,12 +37541,6 @@
         </w:tc>
       </w:tr>
       <w:tr>
-        <w:tblPrEx>
-          <w:tblCellMar>
-            <w:top w:w="0" w:type="dxa"/>
-            <w:bottom w:w="0" w:type="dxa"/>
-          </w:tblCellMar>
-        </w:tblPrEx>
         <w:tc>
           <w:tcPr>
             <w:tcW w:w="700" w:type="dxa"/>
@@ -38351,12 +37688,6 @@
         </w:tc>
       </w:tr>
       <w:tr>
-        <w:tblPrEx>
-          <w:tblCellMar>
-            <w:top w:w="0" w:type="dxa"/>
-            <w:bottom w:w="0" w:type="dxa"/>
-          </w:tblCellMar>
-        </w:tblPrEx>
         <w:tc>
           <w:tcPr>
             <w:tcW w:w="700" w:type="dxa"/>
@@ -38492,11 +37823,15 @@
           <w:p>
             <w:pPr>
               <w:spacing w:line="240" w:lineRule="auto"/>
-            </w:pPr>
-            <w:r>
-              <w:rPr>
-                <w:sz w:val="20"/>
-                <w:szCs w:val="20"/>
+              <w:rPr>
+                <w:lang w:val="en-US"/>
+              </w:rPr>
+            </w:pPr>
+            <w:r>
+              <w:rPr>
+                <w:sz w:val="20"/>
+                <w:szCs w:val="20"/>
+                <w:lang w:val="en-US"/>
               </w:rPr>
               <w:t>RF-07, RF-28, RF-37, RF-38, RF-40, RF-41</w:t>
             </w:r>
@@ -38504,12 +37839,6 @@
         </w:tc>
       </w:tr>
       <w:tr>
-        <w:tblPrEx>
-          <w:tblCellMar>
-            <w:top w:w="0" w:type="dxa"/>
-            <w:bottom w:w="0" w:type="dxa"/>
-          </w:tblCellMar>
-        </w:tblPrEx>
         <w:tc>
           <w:tcPr>
             <w:tcW w:w="700" w:type="dxa"/>
@@ -38657,12 +37986,6 @@
         </w:tc>
       </w:tr>
       <w:tr>
-        <w:tblPrEx>
-          <w:tblCellMar>
-            <w:top w:w="0" w:type="dxa"/>
-            <w:bottom w:w="0" w:type="dxa"/>
-          </w:tblCellMar>
-        </w:tblPrEx>
         <w:tc>
           <w:tcPr>
             <w:tcW w:w="700" w:type="dxa"/>
@@ -38810,12 +38133,6 @@
         </w:tc>
       </w:tr>
       <w:tr>
-        <w:tblPrEx>
-          <w:tblCellMar>
-            <w:top w:w="0" w:type="dxa"/>
-            <w:bottom w:w="0" w:type="dxa"/>
-          </w:tblCellMar>
-        </w:tblPrEx>
         <w:tc>
           <w:tcPr>
             <w:tcW w:w="700" w:type="dxa"/>
@@ -38963,12 +38280,6 @@
         </w:tc>
       </w:tr>
       <w:tr>
-        <w:tblPrEx>
-          <w:tblCellMar>
-            <w:top w:w="0" w:type="dxa"/>
-            <w:bottom w:w="0" w:type="dxa"/>
-          </w:tblCellMar>
-        </w:tblPrEx>
         <w:tc>
           <w:tcPr>
             <w:tcW w:w="700" w:type="dxa"/>
@@ -39116,12 +38427,6 @@
         </w:tc>
       </w:tr>
       <w:tr>
-        <w:tblPrEx>
-          <w:tblCellMar>
-            <w:top w:w="0" w:type="dxa"/>
-            <w:bottom w:w="0" w:type="dxa"/>
-          </w:tblCellMar>
-        </w:tblPrEx>
         <w:tc>
           <w:tcPr>
             <w:tcW w:w="700" w:type="dxa"/>
@@ -39269,12 +38574,6 @@
         </w:tc>
       </w:tr>
       <w:tr>
-        <w:tblPrEx>
-          <w:tblCellMar>
-            <w:top w:w="0" w:type="dxa"/>
-            <w:bottom w:w="0" w:type="dxa"/>
-          </w:tblCellMar>
-        </w:tblPrEx>
         <w:tc>
           <w:tcPr>
             <w:tcW w:w="700" w:type="dxa"/>
@@ -39422,12 +38721,6 @@
         </w:tc>
       </w:tr>
       <w:tr>
-        <w:tblPrEx>
-          <w:tblCellMar>
-            <w:top w:w="0" w:type="dxa"/>
-            <w:bottom w:w="0" w:type="dxa"/>
-          </w:tblCellMar>
-        </w:tblPrEx>
         <w:tc>
           <w:tcPr>
             <w:tcW w:w="700" w:type="dxa"/>
@@ -39575,12 +38868,6 @@
         </w:tc>
       </w:tr>
       <w:tr>
-        <w:tblPrEx>
-          <w:tblCellMar>
-            <w:top w:w="0" w:type="dxa"/>
-            <w:bottom w:w="0" w:type="dxa"/>
-          </w:tblCellMar>
-        </w:tblPrEx>
         <w:tc>
           <w:tcPr>
             <w:tcW w:w="700" w:type="dxa"/>
@@ -39728,12 +39015,6 @@
         </w:tc>
       </w:tr>
       <w:tr>
-        <w:tblPrEx>
-          <w:tblCellMar>
-            <w:top w:w="0" w:type="dxa"/>
-            <w:bottom w:w="0" w:type="dxa"/>
-          </w:tblCellMar>
-        </w:tblPrEx>
         <w:tc>
           <w:tcPr>
             <w:tcW w:w="700" w:type="dxa"/>
@@ -39869,11 +39150,15 @@
           <w:p>
             <w:pPr>
               <w:spacing w:line="240" w:lineRule="auto"/>
-            </w:pPr>
-            <w:r>
-              <w:rPr>
-                <w:sz w:val="20"/>
-                <w:szCs w:val="20"/>
+              <w:rPr>
+                <w:lang w:val="en-US"/>
+              </w:rPr>
+            </w:pPr>
+            <w:r>
+              <w:rPr>
+                <w:sz w:val="20"/>
+                <w:szCs w:val="20"/>
+                <w:lang w:val="en-US"/>
               </w:rPr>
               <w:t>RF-22, RF-36, RF-42, RF-44, RF-47</w:t>
             </w:r>
@@ -39881,12 +39166,6 @@
         </w:tc>
       </w:tr>
       <w:tr>
-        <w:tblPrEx>
-          <w:tblCellMar>
-            <w:top w:w="0" w:type="dxa"/>
-            <w:bottom w:w="0" w:type="dxa"/>
-          </w:tblCellMar>
-        </w:tblPrEx>
         <w:tc>
           <w:tcPr>
             <w:tcW w:w="700" w:type="dxa"/>
@@ -40034,12 +39313,6 @@
         </w:tc>
       </w:tr>
       <w:tr>
-        <w:tblPrEx>
-          <w:tblCellMar>
-            <w:top w:w="0" w:type="dxa"/>
-            <w:bottom w:w="0" w:type="dxa"/>
-          </w:tblCellMar>
-        </w:tblPrEx>
         <w:tc>
           <w:tcPr>
             <w:tcW w:w="700" w:type="dxa"/>
@@ -40187,12 +39460,6 @@
         </w:tc>
       </w:tr>
       <w:tr>
-        <w:tblPrEx>
-          <w:tblCellMar>
-            <w:top w:w="0" w:type="dxa"/>
-            <w:bottom w:w="0" w:type="dxa"/>
-          </w:tblCellMar>
-        </w:tblPrEx>
         <w:tc>
           <w:tcPr>
             <w:tcW w:w="700" w:type="dxa"/>
@@ -40340,12 +39607,6 @@
         </w:tc>
       </w:tr>
       <w:tr>
-        <w:tblPrEx>
-          <w:tblCellMar>
-            <w:top w:w="0" w:type="dxa"/>
-            <w:bottom w:w="0" w:type="dxa"/>
-          </w:tblCellMar>
-        </w:tblPrEx>
         <w:tc>
           <w:tcPr>
             <w:tcW w:w="700" w:type="dxa"/>
@@ -40494,12 +39755,6 @@
         </w:tc>
       </w:tr>
       <w:tr>
-        <w:tblPrEx>
-          <w:tblCellMar>
-            <w:top w:w="0" w:type="dxa"/>
-            <w:bottom w:w="0" w:type="dxa"/>
-          </w:tblCellMar>
-        </w:tblPrEx>
         <w:tc>
           <w:tcPr>
             <w:tcW w:w="700" w:type="dxa"/>
@@ -40647,12 +39902,6 @@
         </w:tc>
       </w:tr>
       <w:tr>
-        <w:tblPrEx>
-          <w:tblCellMar>
-            <w:top w:w="0" w:type="dxa"/>
-            <w:bottom w:w="0" w:type="dxa"/>
-          </w:tblCellMar>
-        </w:tblPrEx>
         <w:tc>
           <w:tcPr>
             <w:tcW w:w="700" w:type="dxa"/>
@@ -40788,11 +40037,15 @@
           <w:p>
             <w:pPr>
               <w:spacing w:line="240" w:lineRule="auto"/>
-            </w:pPr>
-            <w:r>
-              <w:rPr>
-                <w:sz w:val="20"/>
-                <w:szCs w:val="20"/>
+              <w:rPr>
+                <w:lang w:val="en-US"/>
+              </w:rPr>
+            </w:pPr>
+            <w:r>
+              <w:rPr>
+                <w:sz w:val="20"/>
+                <w:szCs w:val="20"/>
+                <w:lang w:val="en-US"/>
               </w:rPr>
               <w:t>RF-05, RF-07, RF-09, RF-48, RF-49</w:t>
             </w:r>
@@ -40800,12 +40053,6 @@
         </w:tc>
       </w:tr>
       <w:tr>
-        <w:tblPrEx>
-          <w:tblCellMar>
-            <w:top w:w="0" w:type="dxa"/>
-            <w:bottom w:w="0" w:type="dxa"/>
-          </w:tblCellMar>
-        </w:tblPrEx>
         <w:tc>
           <w:tcPr>
             <w:tcW w:w="700" w:type="dxa"/>
@@ -40953,12 +40200,6 @@
         </w:tc>
       </w:tr>
       <w:tr>
-        <w:tblPrEx>
-          <w:tblCellMar>
-            <w:top w:w="0" w:type="dxa"/>
-            <w:bottom w:w="0" w:type="dxa"/>
-          </w:tblCellMar>
-        </w:tblPrEx>
         <w:tc>
           <w:tcPr>
             <w:tcW w:w="700" w:type="dxa"/>
@@ -41106,12 +40347,6 @@
         </w:tc>
       </w:tr>
       <w:tr>
-        <w:tblPrEx>
-          <w:tblCellMar>
-            <w:top w:w="0" w:type="dxa"/>
-            <w:bottom w:w="0" w:type="dxa"/>
-          </w:tblCellMar>
-        </w:tblPrEx>
         <w:tc>
           <w:tcPr>
             <w:tcW w:w="700" w:type="dxa"/>
@@ -41259,12 +40494,6 @@
         </w:tc>
       </w:tr>
       <w:tr>
-        <w:tblPrEx>
-          <w:tblCellMar>
-            <w:top w:w="0" w:type="dxa"/>
-            <w:bottom w:w="0" w:type="dxa"/>
-          </w:tblCellMar>
-        </w:tblPrEx>
         <w:tc>
           <w:tcPr>
             <w:tcW w:w="700" w:type="dxa"/>
@@ -41540,7 +40769,23 @@
           <w:sz w:val="20"/>
           <w:szCs w:val="20"/>
         </w:rPr>
-        <w:t>Elaboración propia con PlantUML. Las transiciones indican el requerimiento que las ejecuta y, entre corchetes, las reglas de negocio que las condicionan.</w:t>
+        <w:t xml:space="preserve">Elaboración propia con </w:t>
+      </w:r>
+      <w:proofErr w:type="spellStart"/>
+      <w:r>
+        <w:rPr>
+          <w:sz w:val="20"/>
+          <w:szCs w:val="20"/>
+        </w:rPr>
+        <w:t>PlantUML</w:t>
+      </w:r>
+      <w:proofErr w:type="spellEnd"/>
+      <w:r>
+        <w:rPr>
+          <w:sz w:val="20"/>
+          <w:szCs w:val="20"/>
+        </w:rPr>
+        <w:t>. Las transiciones indican el requerimiento que las ejecuta y, entre corchetes, las reglas de negocio que las condicionan.</w:t>
       </w:r>
     </w:p>
     <w:p>
@@ -41632,7 +40877,23 @@
           <w:sz w:val="20"/>
           <w:szCs w:val="20"/>
         </w:rPr>
-        <w:t>Elaboración propia con PlantUML. El estado Lleno del curso no se almacena: se deriva de la comparación entre matriculados y cupo, conforme a la regla RN-05.</w:t>
+        <w:t xml:space="preserve">Elaboración propia con </w:t>
+      </w:r>
+      <w:proofErr w:type="spellStart"/>
+      <w:r>
+        <w:rPr>
+          <w:sz w:val="20"/>
+          <w:szCs w:val="20"/>
+        </w:rPr>
+        <w:t>PlantUML</w:t>
+      </w:r>
+      <w:proofErr w:type="spellEnd"/>
+      <w:r>
+        <w:rPr>
+          <w:sz w:val="20"/>
+          <w:szCs w:val="20"/>
+        </w:rPr>
+        <w:t>. El estado Lleno del curso no se almacena: se deriva de la comparación entre matriculados y cupo, conforme a la regla RN-05.</w:t>
       </w:r>
     </w:p>
     <w:p>
@@ -41741,7 +41002,23 @@
           <w:sz w:val="20"/>
           <w:szCs w:val="20"/>
         </w:rPr>
-        <w:t>Elaboración propia con PlantUML. Las cinco validaciones son independientes entre sí y todas deben cumplirse; el sistema las evalúa en el orden indicado en RF-30 para determinar cuál mensaje presentar cuando más de una falla.</w:t>
+        <w:t xml:space="preserve">Elaboración propia con </w:t>
+      </w:r>
+      <w:proofErr w:type="spellStart"/>
+      <w:r>
+        <w:rPr>
+          <w:sz w:val="20"/>
+          <w:szCs w:val="20"/>
+        </w:rPr>
+        <w:t>PlantUML</w:t>
+      </w:r>
+      <w:proofErr w:type="spellEnd"/>
+      <w:r>
+        <w:rPr>
+          <w:sz w:val="20"/>
+          <w:szCs w:val="20"/>
+        </w:rPr>
+        <w:t>. Las cinco validaciones son independientes entre sí y todas deben cumplirse; el sistema las evalúa en el orden indicado en RF-30 para determinar cuál mensaje presentar cuando más de una falla.</w:t>
       </w:r>
     </w:p>
     <w:p>
@@ -41813,12 +41090,6 @@
         <w:gridCol w:w="6960"/>
       </w:tblGrid>
       <w:tr>
-        <w:tblPrEx>
-          <w:tblCellMar>
-            <w:top w:w="0" w:type="dxa"/>
-            <w:bottom w:w="0" w:type="dxa"/>
-          </w:tblCellMar>
-        </w:tblPrEx>
         <w:trPr>
           <w:tblHeader/>
         </w:trPr>
@@ -41917,12 +41188,6 @@
         </w:tc>
       </w:tr>
       <w:tr>
-        <w:tblPrEx>
-          <w:tblCellMar>
-            <w:top w:w="0" w:type="dxa"/>
-            <w:bottom w:w="0" w:type="dxa"/>
-          </w:tblCellMar>
-        </w:tblPrEx>
         <w:tc>
           <w:tcPr>
             <w:tcW w:w="800" w:type="dxa"/>
@@ -42012,12 +41277,6 @@
         </w:tc>
       </w:tr>
       <w:tr>
-        <w:tblPrEx>
-          <w:tblCellMar>
-            <w:top w:w="0" w:type="dxa"/>
-            <w:bottom w:w="0" w:type="dxa"/>
-          </w:tblCellMar>
-        </w:tblPrEx>
         <w:tc>
           <w:tcPr>
             <w:tcW w:w="800" w:type="dxa"/>
@@ -42107,12 +41366,6 @@
         </w:tc>
       </w:tr>
       <w:tr>
-        <w:tblPrEx>
-          <w:tblCellMar>
-            <w:top w:w="0" w:type="dxa"/>
-            <w:bottom w:w="0" w:type="dxa"/>
-          </w:tblCellMar>
-        </w:tblPrEx>
         <w:tc>
           <w:tcPr>
             <w:tcW w:w="800" w:type="dxa"/>
@@ -42202,12 +41455,6 @@
         </w:tc>
       </w:tr>
       <w:tr>
-        <w:tblPrEx>
-          <w:tblCellMar>
-            <w:top w:w="0" w:type="dxa"/>
-            <w:bottom w:w="0" w:type="dxa"/>
-          </w:tblCellMar>
-        </w:tblPrEx>
         <w:tc>
           <w:tcPr>
             <w:tcW w:w="800" w:type="dxa"/>
@@ -42297,12 +41544,6 @@
         </w:tc>
       </w:tr>
       <w:tr>
-        <w:tblPrEx>
-          <w:tblCellMar>
-            <w:top w:w="0" w:type="dxa"/>
-            <w:bottom w:w="0" w:type="dxa"/>
-          </w:tblCellMar>
-        </w:tblPrEx>
         <w:tc>
           <w:tcPr>
             <w:tcW w:w="800" w:type="dxa"/>
@@ -42386,18 +41627,28 @@
                 <w:sz w:val="20"/>
                 <w:szCs w:val="20"/>
               </w:rPr>
-              <w:t>El equipo dispone de cuatro sprints de dos semanas para construir el producto mínimo viable.</w:t>
+              <w:t xml:space="preserve">El equipo dispone de cuatro </w:t>
+            </w:r>
+            <w:proofErr w:type="spellStart"/>
+            <w:r>
+              <w:rPr>
+                <w:sz w:val="20"/>
+                <w:szCs w:val="20"/>
+              </w:rPr>
+              <w:t>sprints</w:t>
+            </w:r>
+            <w:proofErr w:type="spellEnd"/>
+            <w:r>
+              <w:rPr>
+                <w:sz w:val="20"/>
+                <w:szCs w:val="20"/>
+              </w:rPr>
+              <w:t xml:space="preserve"> de dos semanas para construir el producto mínimo viable.</w:t>
             </w:r>
           </w:p>
         </w:tc>
       </w:tr>
       <w:tr>
-        <w:tblPrEx>
-          <w:tblCellMar>
-            <w:top w:w="0" w:type="dxa"/>
-            <w:bottom w:w="0" w:type="dxa"/>
-          </w:tblCellMar>
-        </w:tblPrEx>
         <w:tc>
           <w:tcPr>
             <w:tcW w:w="800" w:type="dxa"/>
@@ -42487,12 +41738,6 @@
         </w:tc>
       </w:tr>
       <w:tr>
-        <w:tblPrEx>
-          <w:tblCellMar>
-            <w:top w:w="0" w:type="dxa"/>
-            <w:bottom w:w="0" w:type="dxa"/>
-          </w:tblCellMar>
-        </w:tblPrEx>
         <w:tc>
           <w:tcPr>
             <w:tcW w:w="800" w:type="dxa"/>
@@ -42582,12 +41827,6 @@
         </w:tc>
       </w:tr>
       <w:tr>
-        <w:tblPrEx>
-          <w:tblCellMar>
-            <w:top w:w="0" w:type="dxa"/>
-            <w:bottom w:w="0" w:type="dxa"/>
-          </w:tblCellMar>
-        </w:tblPrEx>
         <w:tc>
           <w:tcPr>
             <w:tcW w:w="800" w:type="dxa"/>
@@ -42677,12 +41916,6 @@
         </w:tc>
       </w:tr>
       <w:tr>
-        <w:tblPrEx>
-          <w:tblCellMar>
-            <w:top w:w="0" w:type="dxa"/>
-            <w:bottom w:w="0" w:type="dxa"/>
-          </w:tblCellMar>
-        </w:tblPrEx>
         <w:tc>
           <w:tcPr>
             <w:tcW w:w="800" w:type="dxa"/>
@@ -42772,12 +42005,6 @@
         </w:tc>
       </w:tr>
       <w:tr>
-        <w:tblPrEx>
-          <w:tblCellMar>
-            <w:top w:w="0" w:type="dxa"/>
-            <w:bottom w:w="0" w:type="dxa"/>
-          </w:tblCellMar>
-        </w:tblPrEx>
         <w:tc>
           <w:tcPr>
             <w:tcW w:w="800" w:type="dxa"/>
@@ -42966,12 +42193,6 @@
         <w:gridCol w:w="2060"/>
       </w:tblGrid>
       <w:tr>
-        <w:tblPrEx>
-          <w:tblCellMar>
-            <w:top w:w="0" w:type="dxa"/>
-            <w:bottom w:w="0" w:type="dxa"/>
-          </w:tblCellMar>
-        </w:tblPrEx>
         <w:trPr>
           <w:tblHeader/>
         </w:trPr>
@@ -43132,12 +42353,6 @@
         </w:tc>
       </w:tr>
       <w:tr>
-        <w:tblPrEx>
-          <w:tblCellMar>
-            <w:top w:w="0" w:type="dxa"/>
-            <w:bottom w:w="0" w:type="dxa"/>
-          </w:tblCellMar>
-        </w:tblPrEx>
         <w:tc>
           <w:tcPr>
             <w:tcW w:w="700" w:type="dxa"/>
@@ -43285,12 +42500,6 @@
         </w:tc>
       </w:tr>
       <w:tr>
-        <w:tblPrEx>
-          <w:tblCellMar>
-            <w:top w:w="0" w:type="dxa"/>
-            <w:bottom w:w="0" w:type="dxa"/>
-          </w:tblCellMar>
-        </w:tblPrEx>
         <w:tc>
           <w:tcPr>
             <w:tcW w:w="700" w:type="dxa"/>
@@ -43438,12 +42647,6 @@
         </w:tc>
       </w:tr>
       <w:tr>
-        <w:tblPrEx>
-          <w:tblCellMar>
-            <w:top w:w="0" w:type="dxa"/>
-            <w:bottom w:w="0" w:type="dxa"/>
-          </w:tblCellMar>
-        </w:tblPrEx>
         <w:tc>
           <w:tcPr>
             <w:tcW w:w="700" w:type="dxa"/>
@@ -43591,12 +42794,6 @@
         </w:tc>
       </w:tr>
       <w:tr>
-        <w:tblPrEx>
-          <w:tblCellMar>
-            <w:top w:w="0" w:type="dxa"/>
-            <w:bottom w:w="0" w:type="dxa"/>
-          </w:tblCellMar>
-        </w:tblPrEx>
         <w:tc>
           <w:tcPr>
             <w:tcW w:w="700" w:type="dxa"/>
@@ -43744,12 +42941,6 @@
         </w:tc>
       </w:tr>
       <w:tr>
-        <w:tblPrEx>
-          <w:tblCellMar>
-            <w:top w:w="0" w:type="dxa"/>
-            <w:bottom w:w="0" w:type="dxa"/>
-          </w:tblCellMar>
-        </w:tblPrEx>
         <w:tc>
           <w:tcPr>
             <w:tcW w:w="700" w:type="dxa"/>
@@ -43897,12 +43088,6 @@
         </w:tc>
       </w:tr>
       <w:tr>
-        <w:tblPrEx>
-          <w:tblCellMar>
-            <w:top w:w="0" w:type="dxa"/>
-            <w:bottom w:w="0" w:type="dxa"/>
-          </w:tblCellMar>
-        </w:tblPrEx>
         <w:tc>
           <w:tcPr>
             <w:tcW w:w="700" w:type="dxa"/>
@@ -44051,12 +43236,6 @@
         </w:tc>
       </w:tr>
       <w:tr>
-        <w:tblPrEx>
-          <w:tblCellMar>
-            <w:top w:w="0" w:type="dxa"/>
-            <w:bottom w:w="0" w:type="dxa"/>
-          </w:tblCellMar>
-        </w:tblPrEx>
         <w:tc>
           <w:tcPr>
             <w:tcW w:w="700" w:type="dxa"/>
@@ -44204,12 +43383,6 @@
         </w:tc>
       </w:tr>
       <w:tr>
-        <w:tblPrEx>
-          <w:tblCellMar>
-            <w:top w:w="0" w:type="dxa"/>
-            <w:bottom w:w="0" w:type="dxa"/>
-          </w:tblCellMar>
-        </w:tblPrEx>
         <w:tc>
           <w:tcPr>
             <w:tcW w:w="700" w:type="dxa"/>
@@ -44357,12 +43530,6 @@
         </w:tc>
       </w:tr>
       <w:tr>
-        <w:tblPrEx>
-          <w:tblCellMar>
-            <w:top w:w="0" w:type="dxa"/>
-            <w:bottom w:w="0" w:type="dxa"/>
-          </w:tblCellMar>
-        </w:tblPrEx>
         <w:tc>
           <w:tcPr>
             <w:tcW w:w="700" w:type="dxa"/>
@@ -44510,12 +43677,6 @@
         </w:tc>
       </w:tr>
       <w:tr>
-        <w:tblPrEx>
-          <w:tblCellMar>
-            <w:top w:w="0" w:type="dxa"/>
-            <w:bottom w:w="0" w:type="dxa"/>
-          </w:tblCellMar>
-        </w:tblPrEx>
         <w:tc>
           <w:tcPr>
             <w:tcW w:w="700" w:type="dxa"/>
@@ -44663,12 +43824,6 @@
         </w:tc>
       </w:tr>
       <w:tr>
-        <w:tblPrEx>
-          <w:tblCellMar>
-            <w:top w:w="0" w:type="dxa"/>
-            <w:bottom w:w="0" w:type="dxa"/>
-          </w:tblCellMar>
-        </w:tblPrEx>
         <w:tc>
           <w:tcPr>
             <w:tcW w:w="700" w:type="dxa"/>
@@ -44816,12 +43971,6 @@
         </w:tc>
       </w:tr>
       <w:tr>
-        <w:tblPrEx>
-          <w:tblCellMar>
-            <w:top w:w="0" w:type="dxa"/>
-            <w:bottom w:w="0" w:type="dxa"/>
-          </w:tblCellMar>
-        </w:tblPrEx>
         <w:tc>
           <w:tcPr>
             <w:tcW w:w="700" w:type="dxa"/>
@@ -44969,12 +44118,6 @@
         </w:tc>
       </w:tr>
       <w:tr>
-        <w:tblPrEx>
-          <w:tblCellMar>
-            <w:top w:w="0" w:type="dxa"/>
-            <w:bottom w:w="0" w:type="dxa"/>
-          </w:tblCellMar>
-        </w:tblPrEx>
         <w:tc>
           <w:tcPr>
             <w:tcW w:w="700" w:type="dxa"/>
@@ -45122,12 +44265,6 @@
         </w:tc>
       </w:tr>
       <w:tr>
-        <w:tblPrEx>
-          <w:tblCellMar>
-            <w:top w:w="0" w:type="dxa"/>
-            <w:bottom w:w="0" w:type="dxa"/>
-          </w:tblCellMar>
-        </w:tblPrEx>
         <w:tc>
           <w:tcPr>
             <w:tcW w:w="700" w:type="dxa"/>
@@ -45275,12 +44412,6 @@
         </w:tc>
       </w:tr>
       <w:tr>
-        <w:tblPrEx>
-          <w:tblCellMar>
-            <w:top w:w="0" w:type="dxa"/>
-            <w:bottom w:w="0" w:type="dxa"/>
-          </w:tblCellMar>
-        </w:tblPrEx>
         <w:tc>
           <w:tcPr>
             <w:tcW w:w="700" w:type="dxa"/>
@@ -45570,7 +44701,23 @@
           <w:sz w:val="20"/>
           <w:szCs w:val="20"/>
         </w:rPr>
-        <w:t>Elaboración propia con PlantUML. Se ilustra la cadena completa para la historia de mayor densidad de reglas del sistema: la necesidad se descompone en seis requerimientos, cinco de ellos apoyados en reglas de negocio verificadas mediante casos de prueba.</w:t>
+        <w:t xml:space="preserve">Elaboración propia con </w:t>
+      </w:r>
+      <w:proofErr w:type="spellStart"/>
+      <w:r>
+        <w:rPr>
+          <w:sz w:val="20"/>
+          <w:szCs w:val="20"/>
+        </w:rPr>
+        <w:t>PlantUML</w:t>
+      </w:r>
+      <w:proofErr w:type="spellEnd"/>
+      <w:r>
+        <w:rPr>
+          <w:sz w:val="20"/>
+          <w:szCs w:val="20"/>
+        </w:rPr>
+        <w:t>. Se ilustra la cadena completa para la historia de mayor densidad de reglas del sistema: la necesidad se descompone en seis requerimientos, cinco de ellos apoyados en reglas de negocio verificadas mediante casos de prueba.</w:t>
       </w:r>
     </w:p>
     <w:p>
@@ -45636,12 +44783,6 @@
         <w:gridCol w:w="1300"/>
       </w:tblGrid>
       <w:tr>
-        <w:tblPrEx>
-          <w:tblCellMar>
-            <w:top w:w="0" w:type="dxa"/>
-            <w:bottom w:w="0" w:type="dxa"/>
-          </w:tblCellMar>
-        </w:tblPrEx>
         <w:trPr>
           <w:tblHeader/>
         </w:trPr>
@@ -45773,12 +44914,6 @@
         </w:tc>
       </w:tr>
       <w:tr>
-        <w:tblPrEx>
-          <w:tblCellMar>
-            <w:top w:w="0" w:type="dxa"/>
-            <w:bottom w:w="0" w:type="dxa"/>
-          </w:tblCellMar>
-        </w:tblPrEx>
         <w:tc>
           <w:tcPr>
             <w:tcW w:w="900" w:type="dxa"/>
@@ -45898,12 +45033,6 @@
         </w:tc>
       </w:tr>
       <w:tr>
-        <w:tblPrEx>
-          <w:tblCellMar>
-            <w:top w:w="0" w:type="dxa"/>
-            <w:bottom w:w="0" w:type="dxa"/>
-          </w:tblCellMar>
-        </w:tblPrEx>
         <w:tc>
           <w:tcPr>
             <w:tcW w:w="900" w:type="dxa"/>
@@ -46023,12 +45152,6 @@
         </w:tc>
       </w:tr>
       <w:tr>
-        <w:tblPrEx>
-          <w:tblCellMar>
-            <w:top w:w="0" w:type="dxa"/>
-            <w:bottom w:w="0" w:type="dxa"/>
-          </w:tblCellMar>
-        </w:tblPrEx>
         <w:tc>
           <w:tcPr>
             <w:tcW w:w="900" w:type="dxa"/>
@@ -46148,12 +45271,6 @@
         </w:tc>
       </w:tr>
       <w:tr>
-        <w:tblPrEx>
-          <w:tblCellMar>
-            <w:top w:w="0" w:type="dxa"/>
-            <w:bottom w:w="0" w:type="dxa"/>
-          </w:tblCellMar>
-        </w:tblPrEx>
         <w:tc>
           <w:tcPr>
             <w:tcW w:w="900" w:type="dxa"/>
@@ -46273,12 +45390,6 @@
         </w:tc>
       </w:tr>
       <w:tr>
-        <w:tblPrEx>
-          <w:tblCellMar>
-            <w:top w:w="0" w:type="dxa"/>
-            <w:bottom w:w="0" w:type="dxa"/>
-          </w:tblCellMar>
-        </w:tblPrEx>
         <w:tc>
           <w:tcPr>
             <w:tcW w:w="900" w:type="dxa"/>
@@ -46398,12 +45509,6 @@
         </w:tc>
       </w:tr>
       <w:tr>
-        <w:tblPrEx>
-          <w:tblCellMar>
-            <w:top w:w="0" w:type="dxa"/>
-            <w:bottom w:w="0" w:type="dxa"/>
-          </w:tblCellMar>
-        </w:tblPrEx>
         <w:tc>
           <w:tcPr>
             <w:tcW w:w="900" w:type="dxa"/>
@@ -46523,12 +45628,6 @@
         </w:tc>
       </w:tr>
       <w:tr>
-        <w:tblPrEx>
-          <w:tblCellMar>
-            <w:top w:w="0" w:type="dxa"/>
-            <w:bottom w:w="0" w:type="dxa"/>
-          </w:tblCellMar>
-        </w:tblPrEx>
         <w:tc>
           <w:tcPr>
             <w:tcW w:w="900" w:type="dxa"/>
@@ -46648,12 +45747,6 @@
         </w:tc>
       </w:tr>
       <w:tr>
-        <w:tblPrEx>
-          <w:tblCellMar>
-            <w:top w:w="0" w:type="dxa"/>
-            <w:bottom w:w="0" w:type="dxa"/>
-          </w:tblCellMar>
-        </w:tblPrEx>
         <w:tc>
           <w:tcPr>
             <w:tcW w:w="900" w:type="dxa"/>
@@ -46773,12 +45866,6 @@
         </w:tc>
       </w:tr>
       <w:tr>
-        <w:tblPrEx>
-          <w:tblCellMar>
-            <w:top w:w="0" w:type="dxa"/>
-            <w:bottom w:w="0" w:type="dxa"/>
-          </w:tblCellMar>
-        </w:tblPrEx>
         <w:tc>
           <w:tcPr>
             <w:tcW w:w="900" w:type="dxa"/>
@@ -46898,12 +45985,6 @@
         </w:tc>
       </w:tr>
       <w:tr>
-        <w:tblPrEx>
-          <w:tblCellMar>
-            <w:top w:w="0" w:type="dxa"/>
-            <w:bottom w:w="0" w:type="dxa"/>
-          </w:tblCellMar>
-        </w:tblPrEx>
         <w:tc>
           <w:tcPr>
             <w:tcW w:w="900" w:type="dxa"/>
@@ -47023,12 +46104,6 @@
         </w:tc>
       </w:tr>
       <w:tr>
-        <w:tblPrEx>
-          <w:tblCellMar>
-            <w:top w:w="0" w:type="dxa"/>
-            <w:bottom w:w="0" w:type="dxa"/>
-          </w:tblCellMar>
-        </w:tblPrEx>
         <w:tc>
           <w:tcPr>
             <w:tcW w:w="900" w:type="dxa"/>
@@ -47148,12 +46223,6 @@
         </w:tc>
       </w:tr>
       <w:tr>
-        <w:tblPrEx>
-          <w:tblCellMar>
-            <w:top w:w="0" w:type="dxa"/>
-            <w:bottom w:w="0" w:type="dxa"/>
-          </w:tblCellMar>
-        </w:tblPrEx>
         <w:tc>
           <w:tcPr>
             <w:tcW w:w="900" w:type="dxa"/>
@@ -47273,12 +46342,6 @@
         </w:tc>
       </w:tr>
       <w:tr>
-        <w:tblPrEx>
-          <w:tblCellMar>
-            <w:top w:w="0" w:type="dxa"/>
-            <w:bottom w:w="0" w:type="dxa"/>
-          </w:tblCellMar>
-        </w:tblPrEx>
         <w:tc>
           <w:tcPr>
             <w:tcW w:w="900" w:type="dxa"/>
@@ -47398,12 +46461,6 @@
         </w:tc>
       </w:tr>
       <w:tr>
-        <w:tblPrEx>
-          <w:tblCellMar>
-            <w:top w:w="0" w:type="dxa"/>
-            <w:bottom w:w="0" w:type="dxa"/>
-          </w:tblCellMar>
-        </w:tblPrEx>
         <w:tc>
           <w:tcPr>
             <w:tcW w:w="900" w:type="dxa"/>
@@ -47523,12 +46580,6 @@
         </w:tc>
       </w:tr>
       <w:tr>
-        <w:tblPrEx>
-          <w:tblCellMar>
-            <w:top w:w="0" w:type="dxa"/>
-            <w:bottom w:w="0" w:type="dxa"/>
-          </w:tblCellMar>
-        </w:tblPrEx>
         <w:tc>
           <w:tcPr>
             <w:tcW w:w="900" w:type="dxa"/>
@@ -47648,12 +46699,6 @@
         </w:tc>
       </w:tr>
       <w:tr>
-        <w:tblPrEx>
-          <w:tblCellMar>
-            <w:top w:w="0" w:type="dxa"/>
-            <w:bottom w:w="0" w:type="dxa"/>
-          </w:tblCellMar>
-        </w:tblPrEx>
         <w:tc>
           <w:tcPr>
             <w:tcW w:w="900" w:type="dxa"/>
@@ -47773,12 +46818,6 @@
         </w:tc>
       </w:tr>
       <w:tr>
-        <w:tblPrEx>
-          <w:tblCellMar>
-            <w:top w:w="0" w:type="dxa"/>
-            <w:bottom w:w="0" w:type="dxa"/>
-          </w:tblCellMar>
-        </w:tblPrEx>
         <w:tc>
           <w:tcPr>
             <w:tcW w:w="900" w:type="dxa"/>
@@ -47856,11 +46895,15 @@
           <w:p>
             <w:pPr>
               <w:spacing w:line="240" w:lineRule="auto"/>
-            </w:pPr>
-            <w:r>
-              <w:rPr>
-                <w:sz w:val="20"/>
-                <w:szCs w:val="20"/>
+              <w:rPr>
+                <w:lang w:val="en-US"/>
+              </w:rPr>
+            </w:pPr>
+            <w:r>
+              <w:rPr>
+                <w:sz w:val="20"/>
+                <w:szCs w:val="20"/>
+                <w:lang w:val="en-US"/>
               </w:rPr>
               <w:t>RF-30, RF-31, RF-32, RF-33, RF-34, RF-35</w:t>
             </w:r>
@@ -47898,12 +46941,6 @@
         </w:tc>
       </w:tr>
       <w:tr>
-        <w:tblPrEx>
-          <w:tblCellMar>
-            <w:top w:w="0" w:type="dxa"/>
-            <w:bottom w:w="0" w:type="dxa"/>
-          </w:tblCellMar>
-        </w:tblPrEx>
         <w:tc>
           <w:tcPr>
             <w:tcW w:w="900" w:type="dxa"/>
@@ -48023,12 +47060,6 @@
         </w:tc>
       </w:tr>
       <w:tr>
-        <w:tblPrEx>
-          <w:tblCellMar>
-            <w:top w:w="0" w:type="dxa"/>
-            <w:bottom w:w="0" w:type="dxa"/>
-          </w:tblCellMar>
-        </w:tblPrEx>
         <w:tc>
           <w:tcPr>
             <w:tcW w:w="900" w:type="dxa"/>
@@ -48148,12 +47179,6 @@
         </w:tc>
       </w:tr>
       <w:tr>
-        <w:tblPrEx>
-          <w:tblCellMar>
-            <w:top w:w="0" w:type="dxa"/>
-            <w:bottom w:w="0" w:type="dxa"/>
-          </w:tblCellMar>
-        </w:tblPrEx>
         <w:tc>
           <w:tcPr>
             <w:tcW w:w="900" w:type="dxa"/>
@@ -48273,12 +47298,6 @@
         </w:tc>
       </w:tr>
       <w:tr>
-        <w:tblPrEx>
-          <w:tblCellMar>
-            <w:top w:w="0" w:type="dxa"/>
-            <w:bottom w:w="0" w:type="dxa"/>
-          </w:tblCellMar>
-        </w:tblPrEx>
         <w:tc>
           <w:tcPr>
             <w:tcW w:w="900" w:type="dxa"/>
@@ -48398,12 +47417,6 @@
         </w:tc>
       </w:tr>
       <w:tr>
-        <w:tblPrEx>
-          <w:tblCellMar>
-            <w:top w:w="0" w:type="dxa"/>
-            <w:bottom w:w="0" w:type="dxa"/>
-          </w:tblCellMar>
-        </w:tblPrEx>
         <w:tc>
           <w:tcPr>
             <w:tcW w:w="900" w:type="dxa"/>
@@ -48523,12 +47536,6 @@
         </w:tc>
       </w:tr>
       <w:tr>
-        <w:tblPrEx>
-          <w:tblCellMar>
-            <w:top w:w="0" w:type="dxa"/>
-            <w:bottom w:w="0" w:type="dxa"/>
-          </w:tblCellMar>
-        </w:tblPrEx>
         <w:tc>
           <w:tcPr>
             <w:tcW w:w="900" w:type="dxa"/>
@@ -48648,12 +47655,6 @@
         </w:tc>
       </w:tr>
       <w:tr>
-        <w:tblPrEx>
-          <w:tblCellMar>
-            <w:top w:w="0" w:type="dxa"/>
-            <w:bottom w:w="0" w:type="dxa"/>
-          </w:tblCellMar>
-        </w:tblPrEx>
         <w:tc>
           <w:tcPr>
             <w:tcW w:w="900" w:type="dxa"/>
@@ -48773,12 +47774,6 @@
         </w:tc>
       </w:tr>
       <w:tr>
-        <w:tblPrEx>
-          <w:tblCellMar>
-            <w:top w:w="0" w:type="dxa"/>
-            <w:bottom w:w="0" w:type="dxa"/>
-          </w:tblCellMar>
-        </w:tblPrEx>
         <w:tc>
           <w:tcPr>
             <w:tcW w:w="900" w:type="dxa"/>
@@ -48898,12 +47893,6 @@
         </w:tc>
       </w:tr>
       <w:tr>
-        <w:tblPrEx>
-          <w:tblCellMar>
-            <w:top w:w="0" w:type="dxa"/>
-            <w:bottom w:w="0" w:type="dxa"/>
-          </w:tblCellMar>
-        </w:tblPrEx>
         <w:tc>
           <w:tcPr>
             <w:tcW w:w="900" w:type="dxa"/>
@@ -49023,12 +48012,6 @@
         </w:tc>
       </w:tr>
       <w:tr>
-        <w:tblPrEx>
-          <w:tblCellMar>
-            <w:top w:w="0" w:type="dxa"/>
-            <w:bottom w:w="0" w:type="dxa"/>
-          </w:tblCellMar>
-        </w:tblPrEx>
         <w:tc>
           <w:tcPr>
             <w:tcW w:w="900" w:type="dxa"/>
@@ -49148,12 +48131,6 @@
         </w:tc>
       </w:tr>
       <w:tr>
-        <w:tblPrEx>
-          <w:tblCellMar>
-            <w:top w:w="0" w:type="dxa"/>
-            <w:bottom w:w="0" w:type="dxa"/>
-          </w:tblCellMar>
-        </w:tblPrEx>
         <w:tc>
           <w:tcPr>
             <w:tcW w:w="900" w:type="dxa"/>
@@ -49273,12 +48250,6 @@
         </w:tc>
       </w:tr>
       <w:tr>
-        <w:tblPrEx>
-          <w:tblCellMar>
-            <w:top w:w="0" w:type="dxa"/>
-            <w:bottom w:w="0" w:type="dxa"/>
-          </w:tblCellMar>
-        </w:tblPrEx>
         <w:tc>
           <w:tcPr>
             <w:tcW w:w="900" w:type="dxa"/>
@@ -49398,12 +48369,6 @@
         </w:tc>
       </w:tr>
       <w:tr>
-        <w:tblPrEx>
-          <w:tblCellMar>
-            <w:top w:w="0" w:type="dxa"/>
-            <w:bottom w:w="0" w:type="dxa"/>
-          </w:tblCellMar>
-        </w:tblPrEx>
         <w:tc>
           <w:tcPr>
             <w:tcW w:w="900" w:type="dxa"/>
@@ -49524,12 +48489,6 @@
         </w:tc>
       </w:tr>
       <w:tr>
-        <w:tblPrEx>
-          <w:tblCellMar>
-            <w:top w:w="0" w:type="dxa"/>
-            <w:bottom w:w="0" w:type="dxa"/>
-          </w:tblCellMar>
-        </w:tblPrEx>
         <w:tc>
           <w:tcPr>
             <w:tcW w:w="900" w:type="dxa"/>
@@ -49649,12 +48608,6 @@
         </w:tc>
       </w:tr>
       <w:tr>
-        <w:tblPrEx>
-          <w:tblCellMar>
-            <w:top w:w="0" w:type="dxa"/>
-            <w:bottom w:w="0" w:type="dxa"/>
-          </w:tblCellMar>
-        </w:tblPrEx>
         <w:tc>
           <w:tcPr>
             <w:tcW w:w="900" w:type="dxa"/>
@@ -49858,12 +48811,6 @@
         <w:gridCol w:w="1960"/>
       </w:tblGrid>
       <w:tr>
-        <w:tblPrEx>
-          <w:tblCellMar>
-            <w:top w:w="0" w:type="dxa"/>
-            <w:bottom w:w="0" w:type="dxa"/>
-          </w:tblCellMar>
-        </w:tblPrEx>
         <w:trPr>
           <w:tblHeader/>
         </w:trPr>
@@ -49994,12 +48941,6 @@
         </w:tc>
       </w:tr>
       <w:tr>
-        <w:tblPrEx>
-          <w:tblCellMar>
-            <w:top w:w="0" w:type="dxa"/>
-            <w:bottom w:w="0" w:type="dxa"/>
-          </w:tblCellMar>
-        </w:tblPrEx>
         <w:tc>
           <w:tcPr>
             <w:tcW w:w="800" w:type="dxa"/>
@@ -50119,12 +49060,6 @@
         </w:tc>
       </w:tr>
       <w:tr>
-        <w:tblPrEx>
-          <w:tblCellMar>
-            <w:top w:w="0" w:type="dxa"/>
-            <w:bottom w:w="0" w:type="dxa"/>
-          </w:tblCellMar>
-        </w:tblPrEx>
         <w:tc>
           <w:tcPr>
             <w:tcW w:w="800" w:type="dxa"/>
@@ -50244,12 +49179,6 @@
         </w:tc>
       </w:tr>
       <w:tr>
-        <w:tblPrEx>
-          <w:tblCellMar>
-            <w:top w:w="0" w:type="dxa"/>
-            <w:bottom w:w="0" w:type="dxa"/>
-          </w:tblCellMar>
-        </w:tblPrEx>
         <w:tc>
           <w:tcPr>
             <w:tcW w:w="800" w:type="dxa"/>
@@ -50369,12 +49298,6 @@
         </w:tc>
       </w:tr>
       <w:tr>
-        <w:tblPrEx>
-          <w:tblCellMar>
-            <w:top w:w="0" w:type="dxa"/>
-            <w:bottom w:w="0" w:type="dxa"/>
-          </w:tblCellMar>
-        </w:tblPrEx>
         <w:tc>
           <w:tcPr>
             <w:tcW w:w="800" w:type="dxa"/>
@@ -50494,12 +49417,6 @@
         </w:tc>
       </w:tr>
       <w:tr>
-        <w:tblPrEx>
-          <w:tblCellMar>
-            <w:top w:w="0" w:type="dxa"/>
-            <w:bottom w:w="0" w:type="dxa"/>
-          </w:tblCellMar>
-        </w:tblPrEx>
         <w:tc>
           <w:tcPr>
             <w:tcW w:w="800" w:type="dxa"/>
@@ -50619,12 +49536,6 @@
         </w:tc>
       </w:tr>
       <w:tr>
-        <w:tblPrEx>
-          <w:tblCellMar>
-            <w:top w:w="0" w:type="dxa"/>
-            <w:bottom w:w="0" w:type="dxa"/>
-          </w:tblCellMar>
-        </w:tblPrEx>
         <w:tc>
           <w:tcPr>
             <w:tcW w:w="800" w:type="dxa"/>
@@ -50744,12 +49655,6 @@
         </w:tc>
       </w:tr>
       <w:tr>
-        <w:tblPrEx>
-          <w:tblCellMar>
-            <w:top w:w="0" w:type="dxa"/>
-            <w:bottom w:w="0" w:type="dxa"/>
-          </w:tblCellMar>
-        </w:tblPrEx>
         <w:tc>
           <w:tcPr>
             <w:tcW w:w="800" w:type="dxa"/>
@@ -50869,12 +49774,6 @@
         </w:tc>
       </w:tr>
       <w:tr>
-        <w:tblPrEx>
-          <w:tblCellMar>
-            <w:top w:w="0" w:type="dxa"/>
-            <w:bottom w:w="0" w:type="dxa"/>
-          </w:tblCellMar>
-        </w:tblPrEx>
         <w:tc>
           <w:tcPr>
             <w:tcW w:w="800" w:type="dxa"/>
@@ -50923,11 +49822,15 @@
           <w:p>
             <w:pPr>
               <w:spacing w:line="240" w:lineRule="auto"/>
-            </w:pPr>
-            <w:r>
-              <w:rPr>
-                <w:sz w:val="20"/>
-                <w:szCs w:val="20"/>
+              <w:rPr>
+                <w:lang w:val="en-US"/>
+              </w:rPr>
+            </w:pPr>
+            <w:r>
+              <w:rPr>
+                <w:sz w:val="20"/>
+                <w:szCs w:val="20"/>
+                <w:lang w:val="en-US"/>
               </w:rPr>
               <w:t>RF-07, RF-28, RF-37, RF-38, RF-40, RF-41</w:t>
             </w:r>
@@ -50994,12 +49897,6 @@
         </w:tc>
       </w:tr>
       <w:tr>
-        <w:tblPrEx>
-          <w:tblCellMar>
-            <w:top w:w="0" w:type="dxa"/>
-            <w:bottom w:w="0" w:type="dxa"/>
-          </w:tblCellMar>
-        </w:tblPrEx>
         <w:tc>
           <w:tcPr>
             <w:tcW w:w="800" w:type="dxa"/>
@@ -51119,12 +50016,6 @@
         </w:tc>
       </w:tr>
       <w:tr>
-        <w:tblPrEx>
-          <w:tblCellMar>
-            <w:top w:w="0" w:type="dxa"/>
-            <w:bottom w:w="0" w:type="dxa"/>
-          </w:tblCellMar>
-        </w:tblPrEx>
         <w:tc>
           <w:tcPr>
             <w:tcW w:w="800" w:type="dxa"/>
@@ -51244,12 +50135,6 @@
         </w:tc>
       </w:tr>
       <w:tr>
-        <w:tblPrEx>
-          <w:tblCellMar>
-            <w:top w:w="0" w:type="dxa"/>
-            <w:bottom w:w="0" w:type="dxa"/>
-          </w:tblCellMar>
-        </w:tblPrEx>
         <w:tc>
           <w:tcPr>
             <w:tcW w:w="800" w:type="dxa"/>
@@ -51369,12 +50254,6 @@
         </w:tc>
       </w:tr>
       <w:tr>
-        <w:tblPrEx>
-          <w:tblCellMar>
-            <w:top w:w="0" w:type="dxa"/>
-            <w:bottom w:w="0" w:type="dxa"/>
-          </w:tblCellMar>
-        </w:tblPrEx>
         <w:tc>
           <w:tcPr>
             <w:tcW w:w="800" w:type="dxa"/>
@@ -51494,12 +50373,6 @@
         </w:tc>
       </w:tr>
       <w:tr>
-        <w:tblPrEx>
-          <w:tblCellMar>
-            <w:top w:w="0" w:type="dxa"/>
-            <w:bottom w:w="0" w:type="dxa"/>
-          </w:tblCellMar>
-        </w:tblPrEx>
         <w:tc>
           <w:tcPr>
             <w:tcW w:w="800" w:type="dxa"/>
@@ -51619,12 +50492,6 @@
         </w:tc>
       </w:tr>
       <w:tr>
-        <w:tblPrEx>
-          <w:tblCellMar>
-            <w:top w:w="0" w:type="dxa"/>
-            <w:bottom w:w="0" w:type="dxa"/>
-          </w:tblCellMar>
-        </w:tblPrEx>
         <w:tc>
           <w:tcPr>
             <w:tcW w:w="800" w:type="dxa"/>
@@ -51744,12 +50611,6 @@
         </w:tc>
       </w:tr>
       <w:tr>
-        <w:tblPrEx>
-          <w:tblCellMar>
-            <w:top w:w="0" w:type="dxa"/>
-            <w:bottom w:w="0" w:type="dxa"/>
-          </w:tblCellMar>
-        </w:tblPrEx>
         <w:tc>
           <w:tcPr>
             <w:tcW w:w="800" w:type="dxa"/>
@@ -51869,12 +50730,6 @@
         </w:tc>
       </w:tr>
       <w:tr>
-        <w:tblPrEx>
-          <w:tblCellMar>
-            <w:top w:w="0" w:type="dxa"/>
-            <w:bottom w:w="0" w:type="dxa"/>
-          </w:tblCellMar>
-        </w:tblPrEx>
         <w:tc>
           <w:tcPr>
             <w:tcW w:w="800" w:type="dxa"/>
@@ -51994,12 +50849,6 @@
         </w:tc>
       </w:tr>
       <w:tr>
-        <w:tblPrEx>
-          <w:tblCellMar>
-            <w:top w:w="0" w:type="dxa"/>
-            <w:bottom w:w="0" w:type="dxa"/>
-          </w:tblCellMar>
-        </w:tblPrEx>
         <w:tc>
           <w:tcPr>
             <w:tcW w:w="800" w:type="dxa"/>
@@ -52048,11 +50897,15 @@
           <w:p>
             <w:pPr>
               <w:spacing w:line="240" w:lineRule="auto"/>
-            </w:pPr>
-            <w:r>
-              <w:rPr>
-                <w:sz w:val="20"/>
-                <w:szCs w:val="20"/>
+              <w:rPr>
+                <w:lang w:val="en-US"/>
+              </w:rPr>
+            </w:pPr>
+            <w:r>
+              <w:rPr>
+                <w:sz w:val="20"/>
+                <w:szCs w:val="20"/>
+                <w:lang w:val="en-US"/>
               </w:rPr>
               <w:t>RF-22, RF-36, RF-42, RF-44, RF-47</w:t>
             </w:r>
@@ -52119,12 +50972,6 @@
         </w:tc>
       </w:tr>
       <w:tr>
-        <w:tblPrEx>
-          <w:tblCellMar>
-            <w:top w:w="0" w:type="dxa"/>
-            <w:bottom w:w="0" w:type="dxa"/>
-          </w:tblCellMar>
-        </w:tblPrEx>
         <w:tc>
           <w:tcPr>
             <w:tcW w:w="800" w:type="dxa"/>
@@ -52244,12 +51091,6 @@
         </w:tc>
       </w:tr>
       <w:tr>
-        <w:tblPrEx>
-          <w:tblCellMar>
-            <w:top w:w="0" w:type="dxa"/>
-            <w:bottom w:w="0" w:type="dxa"/>
-          </w:tblCellMar>
-        </w:tblPrEx>
         <w:tc>
           <w:tcPr>
             <w:tcW w:w="800" w:type="dxa"/>
@@ -52369,12 +51210,6 @@
         </w:tc>
       </w:tr>
       <w:tr>
-        <w:tblPrEx>
-          <w:tblCellMar>
-            <w:top w:w="0" w:type="dxa"/>
-            <w:bottom w:w="0" w:type="dxa"/>
-          </w:tblCellMar>
-        </w:tblPrEx>
         <w:tc>
           <w:tcPr>
             <w:tcW w:w="800" w:type="dxa"/>
@@ -52495,12 +51330,6 @@
         </w:tc>
       </w:tr>
       <w:tr>
-        <w:tblPrEx>
-          <w:tblCellMar>
-            <w:top w:w="0" w:type="dxa"/>
-            <w:bottom w:w="0" w:type="dxa"/>
-          </w:tblCellMar>
-        </w:tblPrEx>
         <w:tc>
           <w:tcPr>
             <w:tcW w:w="800" w:type="dxa"/>
@@ -52620,12 +51449,6 @@
         </w:tc>
       </w:tr>
       <w:tr>
-        <w:tblPrEx>
-          <w:tblCellMar>
-            <w:top w:w="0" w:type="dxa"/>
-            <w:bottom w:w="0" w:type="dxa"/>
-          </w:tblCellMar>
-        </w:tblPrEx>
         <w:tc>
           <w:tcPr>
             <w:tcW w:w="800" w:type="dxa"/>
@@ -52745,12 +51568,6 @@
         </w:tc>
       </w:tr>
       <w:tr>
-        <w:tblPrEx>
-          <w:tblCellMar>
-            <w:top w:w="0" w:type="dxa"/>
-            <w:bottom w:w="0" w:type="dxa"/>
-          </w:tblCellMar>
-        </w:tblPrEx>
         <w:tc>
           <w:tcPr>
             <w:tcW w:w="800" w:type="dxa"/>
@@ -52799,11 +51616,15 @@
           <w:p>
             <w:pPr>
               <w:spacing w:line="240" w:lineRule="auto"/>
-            </w:pPr>
-            <w:r>
-              <w:rPr>
-                <w:sz w:val="20"/>
-                <w:szCs w:val="20"/>
+              <w:rPr>
+                <w:lang w:val="en-US"/>
+              </w:rPr>
+            </w:pPr>
+            <w:r>
+              <w:rPr>
+                <w:sz w:val="20"/>
+                <w:szCs w:val="20"/>
+                <w:lang w:val="en-US"/>
               </w:rPr>
               <w:t>RF-05, RF-07, RF-09, RF-48, RF-49</w:t>
             </w:r>
@@ -52870,12 +51691,6 @@
         </w:tc>
       </w:tr>
       <w:tr>
-        <w:tblPrEx>
-          <w:tblCellMar>
-            <w:top w:w="0" w:type="dxa"/>
-            <w:bottom w:w="0" w:type="dxa"/>
-          </w:tblCellMar>
-        </w:tblPrEx>
         <w:tc>
           <w:tcPr>
             <w:tcW w:w="800" w:type="dxa"/>
@@ -52995,12 +51810,6 @@
         </w:tc>
       </w:tr>
       <w:tr>
-        <w:tblPrEx>
-          <w:tblCellMar>
-            <w:top w:w="0" w:type="dxa"/>
-            <w:bottom w:w="0" w:type="dxa"/>
-          </w:tblCellMar>
-        </w:tblPrEx>
         <w:tc>
           <w:tcPr>
             <w:tcW w:w="800" w:type="dxa"/>
@@ -53120,12 +51929,6 @@
         </w:tc>
       </w:tr>
       <w:tr>
-        <w:tblPrEx>
-          <w:tblCellMar>
-            <w:top w:w="0" w:type="dxa"/>
-            <w:bottom w:w="0" w:type="dxa"/>
-          </w:tblCellMar>
-        </w:tblPrEx>
         <w:tc>
           <w:tcPr>
             <w:tcW w:w="800" w:type="dxa"/>
@@ -53245,12 +52048,6 @@
         </w:tc>
       </w:tr>
       <w:tr>
-        <w:tblPrEx>
-          <w:tblCellMar>
-            <w:top w:w="0" w:type="dxa"/>
-            <w:bottom w:w="0" w:type="dxa"/>
-          </w:tblCellMar>
-        </w:tblPrEx>
         <w:tc>
           <w:tcPr>
             <w:tcW w:w="800" w:type="dxa"/>
@@ -53445,12 +52242,6 @@
         <w:gridCol w:w="1960"/>
       </w:tblGrid>
       <w:tr>
-        <w:tblPrEx>
-          <w:tblCellMar>
-            <w:top w:w="0" w:type="dxa"/>
-            <w:bottom w:w="0" w:type="dxa"/>
-          </w:tblCellMar>
-        </w:tblPrEx>
         <w:trPr>
           <w:tblHeader/>
         </w:trPr>
@@ -53551,12 +52342,6 @@
         </w:tc>
       </w:tr>
       <w:tr>
-        <w:tblPrEx>
-          <w:tblCellMar>
-            <w:top w:w="0" w:type="dxa"/>
-            <w:bottom w:w="0" w:type="dxa"/>
-          </w:tblCellMar>
-        </w:tblPrEx>
         <w:tc>
           <w:tcPr>
             <w:tcW w:w="5400" w:type="dxa"/>
@@ -53648,12 +52433,6 @@
         </w:tc>
       </w:tr>
       <w:tr>
-        <w:tblPrEx>
-          <w:tblCellMar>
-            <w:top w:w="0" w:type="dxa"/>
-            <w:bottom w:w="0" w:type="dxa"/>
-          </w:tblCellMar>
-        </w:tblPrEx>
         <w:tc>
           <w:tcPr>
             <w:tcW w:w="5400" w:type="dxa"/>
@@ -53745,12 +52524,6 @@
         </w:tc>
       </w:tr>
       <w:tr>
-        <w:tblPrEx>
-          <w:tblCellMar>
-            <w:top w:w="0" w:type="dxa"/>
-            <w:bottom w:w="0" w:type="dxa"/>
-          </w:tblCellMar>
-        </w:tblPrEx>
         <w:tc>
           <w:tcPr>
             <w:tcW w:w="5400" w:type="dxa"/>
@@ -53842,12 +52615,6 @@
         </w:tc>
       </w:tr>
       <w:tr>
-        <w:tblPrEx>
-          <w:tblCellMar>
-            <w:top w:w="0" w:type="dxa"/>
-            <w:bottom w:w="0" w:type="dxa"/>
-          </w:tblCellMar>
-        </w:tblPrEx>
         <w:tc>
           <w:tcPr>
             <w:tcW w:w="5400" w:type="dxa"/>
@@ -53939,12 +52706,6 @@
         </w:tc>
       </w:tr>
       <w:tr>
-        <w:tblPrEx>
-          <w:tblCellMar>
-            <w:top w:w="0" w:type="dxa"/>
-            <w:bottom w:w="0" w:type="dxa"/>
-          </w:tblCellMar>
-        </w:tblPrEx>
         <w:tc>
           <w:tcPr>
             <w:tcW w:w="5400" w:type="dxa"/>
@@ -54078,7 +52839,15 @@
         <w:ind w:firstLine="720"/>
       </w:pPr>
       <w:r>
-        <w:t>Cada requerimiento hereda la prioridad de la historia que lo origina, salvo en un caso: cuando implementa una regla crítica para la integridad de los datos le pusimos prioridad alta aunque su historia no la tuviera. Eso hicimos con RF-31 a RF-35, porque aplazar esas validaciones sería aceptar un registro académico poco confiable.</w:t>
+        <w:t xml:space="preserve">Cada requerimiento hereda la prioridad de la historia que lo origina, salvo en un caso: cuando implementa una regla crítica para la integridad de los datos le pusimos prioridad </w:t>
+      </w:r>
+      <w:proofErr w:type="gramStart"/>
+      <w:r>
+        <w:t>alta</w:t>
+      </w:r>
+      <w:proofErr w:type="gramEnd"/>
+      <w:r>
+        <w:t xml:space="preserve"> aunque su historia no la tuviera. Eso hicimos con RF-31 a RF-35, porque aplazar esas validaciones sería aceptar un registro académico poco confiable.</w:t>
       </w:r>
     </w:p>
     <w:p>
@@ -54126,12 +52895,6 @@
         <w:gridCol w:w="1160"/>
       </w:tblGrid>
       <w:tr>
-        <w:tblPrEx>
-          <w:tblCellMar>
-            <w:top w:w="0" w:type="dxa"/>
-            <w:bottom w:w="0" w:type="dxa"/>
-          </w:tblCellMar>
-        </w:tblPrEx>
         <w:trPr>
           <w:tblHeader/>
         </w:trPr>
@@ -54263,12 +53026,6 @@
         </w:tc>
       </w:tr>
       <w:tr>
-        <w:tblPrEx>
-          <w:tblCellMar>
-            <w:top w:w="0" w:type="dxa"/>
-            <w:bottom w:w="0" w:type="dxa"/>
-          </w:tblCellMar>
-        </w:tblPrEx>
         <w:tc>
           <w:tcPr>
             <w:tcW w:w="1200" w:type="dxa"/>
@@ -54389,12 +53146,6 @@
         </w:tc>
       </w:tr>
       <w:tr>
-        <w:tblPrEx>
-          <w:tblCellMar>
-            <w:top w:w="0" w:type="dxa"/>
-            <w:bottom w:w="0" w:type="dxa"/>
-          </w:tblCellMar>
-        </w:tblPrEx>
         <w:tc>
           <w:tcPr>
             <w:tcW w:w="1200" w:type="dxa"/>
@@ -54515,12 +53266,6 @@
         </w:tc>
       </w:tr>
       <w:tr>
-        <w:tblPrEx>
-          <w:tblCellMar>
-            <w:top w:w="0" w:type="dxa"/>
-            <w:bottom w:w="0" w:type="dxa"/>
-          </w:tblCellMar>
-        </w:tblPrEx>
         <w:tc>
           <w:tcPr>
             <w:tcW w:w="1200" w:type="dxa"/>
@@ -54599,11 +53344,15 @@
           <w:p>
             <w:pPr>
               <w:spacing w:line="240" w:lineRule="auto"/>
-            </w:pPr>
-            <w:r>
-              <w:rPr>
-                <w:sz w:val="20"/>
-                <w:szCs w:val="20"/>
+              <w:rPr>
+                <w:lang w:val="en-US"/>
+              </w:rPr>
+            </w:pPr>
+            <w:r>
+              <w:rPr>
+                <w:sz w:val="20"/>
+                <w:szCs w:val="20"/>
+                <w:lang w:val="en-US"/>
               </w:rPr>
               <w:t>RF-30, RF-31, RF-32, RF-33, RF-34, RF-35, RF-36, RF-37, RF-48</w:t>
             </w:r>
@@ -54641,12 +53390,6 @@
         </w:tc>
       </w:tr>
       <w:tr>
-        <w:tblPrEx>
-          <w:tblCellMar>
-            <w:top w:w="0" w:type="dxa"/>
-            <w:bottom w:w="0" w:type="dxa"/>
-          </w:tblCellMar>
-        </w:tblPrEx>
         <w:tc>
           <w:tcPr>
             <w:tcW w:w="1200" w:type="dxa"/>
@@ -54767,12 +53510,6 @@
         </w:tc>
       </w:tr>
       <w:tr>
-        <w:tblPrEx>
-          <w:tblCellMar>
-            <w:top w:w="0" w:type="dxa"/>
-            <w:bottom w:w="0" w:type="dxa"/>
-          </w:tblCellMar>
-        </w:tblPrEx>
         <w:tc>
           <w:tcPr>
             <w:tcW w:w="1200" w:type="dxa"/>
@@ -54851,11 +53588,15 @@
           <w:p>
             <w:pPr>
               <w:spacing w:line="240" w:lineRule="auto"/>
-            </w:pPr>
-            <w:r>
-              <w:rPr>
-                <w:sz w:val="20"/>
-                <w:szCs w:val="20"/>
+              <w:rPr>
+                <w:lang w:val="en-US"/>
+              </w:rPr>
+            </w:pPr>
+            <w:r>
+              <w:rPr>
+                <w:sz w:val="20"/>
+                <w:szCs w:val="20"/>
+                <w:lang w:val="en-US"/>
               </w:rPr>
               <w:t>RF-19, RF-47, RF-52, RF-53, RF-54, RF-55, RF-56, RF-57</w:t>
             </w:r>
@@ -54893,12 +53634,6 @@
         </w:tc>
       </w:tr>
       <w:tr>
-        <w:tblPrEx>
-          <w:tblCellMar>
-            <w:top w:w="0" w:type="dxa"/>
-            <w:bottom w:w="0" w:type="dxa"/>
-          </w:tblCellMar>
-        </w:tblPrEx>
         <w:tc>
           <w:tcPr>
             <w:tcW w:w="1200" w:type="dxa"/>
@@ -55085,12 +53820,6 @@
         <w:gridCol w:w="2160"/>
       </w:tblGrid>
       <w:tr>
-        <w:tblPrEx>
-          <w:tblCellMar>
-            <w:top w:w="0" w:type="dxa"/>
-            <w:bottom w:w="0" w:type="dxa"/>
-          </w:tblCellMar>
-        </w:tblPrEx>
         <w:trPr>
           <w:tblHeader/>
         </w:trPr>
@@ -55223,12 +53952,6 @@
         </w:tc>
       </w:tr>
       <w:tr>
-        <w:tblPrEx>
-          <w:tblCellMar>
-            <w:top w:w="0" w:type="dxa"/>
-            <w:bottom w:w="0" w:type="dxa"/>
-          </w:tblCellMar>
-        </w:tblPrEx>
         <w:tc>
           <w:tcPr>
             <w:tcW w:w="2000" w:type="dxa"/>
@@ -55350,12 +54073,6 @@
         </w:tc>
       </w:tr>
       <w:tr>
-        <w:tblPrEx>
-          <w:tblCellMar>
-            <w:top w:w="0" w:type="dxa"/>
-            <w:bottom w:w="0" w:type="dxa"/>
-          </w:tblCellMar>
-        </w:tblPrEx>
         <w:tc>
           <w:tcPr>
             <w:tcW w:w="2000" w:type="dxa"/>
@@ -55477,12 +54194,6 @@
         </w:tc>
       </w:tr>
       <w:tr>
-        <w:tblPrEx>
-          <w:tblCellMar>
-            <w:top w:w="0" w:type="dxa"/>
-            <w:bottom w:w="0" w:type="dxa"/>
-          </w:tblCellMar>
-        </w:tblPrEx>
         <w:tc>
           <w:tcPr>
             <w:tcW w:w="2000" w:type="dxa"/>
@@ -55703,7 +54414,15 @@
         <w:ind w:firstLine="720"/>
       </w:pPr>
       <w:r>
-        <w:t>Al formalizar aparecieron nueve reglas que no habíamos identificado en la Fase 1 —RN-19 a RN-27—, casi todas validaciones de datos y restricciones de sesión que las historias daban por hechas. Eso justifica el orden que seguimos: la historia captura el propósito, pero solo al especificar en detalle uno se ve obligado a decir bajo qué condiciones ese propósito se cumple.</w:t>
+        <w:t xml:space="preserve">Al formalizar aparecieron nueve reglas que no habíamos identificado en la Fase 1 —RN-19 a RN-27—, casi todas validaciones de datos y restricciones de sesión que las historias daban por hechas. Eso justifica el orden que seguimos: la historia captura el propósito, pero solo al especificar en detalle uno se ve obligado a decir </w:t>
+      </w:r>
+      <w:proofErr w:type="gramStart"/>
+      <w:r>
+        <w:t>bajo qué condiciones</w:t>
+      </w:r>
+      <w:proofErr w:type="gramEnd"/>
+      <w:r>
+        <w:t xml:space="preserve"> ese propósito se cumple.</w:t>
       </w:r>
     </w:p>
     <w:p>
@@ -55730,75 +54449,195 @@
     <w:p>
       <w:pPr>
         <w:pStyle w:val="Heading1"/>
+        <w:rPr>
+          <w:lang w:val="en-US"/>
+        </w:rPr>
       </w:pPr>
       <w:bookmarkStart w:id="41" w:name="_Toc238664801"/>
-      <w:r>
+      <w:proofErr w:type="spellStart"/>
+      <w:r>
+        <w:rPr>
+          <w:lang w:val="en-US"/>
+        </w:rPr>
         <w:lastRenderedPageBreak/>
         <w:t>Referencias</w:t>
       </w:r>
       <w:bookmarkEnd w:id="41"/>
+      <w:proofErr w:type="spellEnd"/>
     </w:p>
     <w:p>
       <w:pPr>
         <w:ind w:left="720" w:hanging="720"/>
       </w:pPr>
       <w:r>
-        <w:t>Beck, K., Beedle, M., van Bennekum, A., Cockburn, A., Cunningham, W., Fowler, M., Grenning, J., Highsmith, J., Hunt, A., Jeffries, R., Kern, J., Marick, B., Martin, R. C., Mellor, S., Schwaber, K., Sutherland, J., &amp; Thomas, D. (2001). Manifiesto por el desarrollo ágil de software. https://agilemanifesto.org/iso/es/manifesto.html</w:t>
+        <w:rPr>
+          <w:lang w:val="en-US"/>
+        </w:rPr>
+        <w:t xml:space="preserve">Beck, K., Beedle, M., van </w:t>
+      </w:r>
+      <w:proofErr w:type="spellStart"/>
+      <w:r>
+        <w:rPr>
+          <w:lang w:val="en-US"/>
+        </w:rPr>
+        <w:t>Bennekum</w:t>
+      </w:r>
+      <w:proofErr w:type="spellEnd"/>
+      <w:r>
+        <w:rPr>
+          <w:lang w:val="en-US"/>
+        </w:rPr>
+        <w:t xml:space="preserve">, A., Cockburn, A., Cunningham, W., Fowler, M., </w:t>
+      </w:r>
+      <w:proofErr w:type="spellStart"/>
+      <w:r>
+        <w:rPr>
+          <w:lang w:val="en-US"/>
+        </w:rPr>
+        <w:t>Grenning</w:t>
+      </w:r>
+      <w:proofErr w:type="spellEnd"/>
+      <w:r>
+        <w:rPr>
+          <w:lang w:val="en-US"/>
+        </w:rPr>
+        <w:t xml:space="preserve">, J., Highsmith, J., Hunt, A., Jeffries, R., Kern, J., Marick, B., Martin, R. C., Mellor, S., Schwaber, K., Sutherland, J., &amp; Thomas, D. (2001). </w:t>
+      </w:r>
+      <w:r>
+        <w:t>Manifiesto por el desarrollo ágil de software. https://agilemanifesto.org/iso/es/manifesto.html</w:t>
       </w:r>
     </w:p>
     <w:p>
       <w:pPr>
         <w:ind w:left="720" w:hanging="720"/>
-      </w:pPr>
-      <w:r>
+        <w:rPr>
+          <w:lang w:val="en-US"/>
+        </w:rPr>
+      </w:pPr>
+      <w:r>
+        <w:rPr>
+          <w:lang w:val="en-US"/>
+        </w:rPr>
         <w:t>Cockburn, A. (2001). Writing effective use cases. Addison-Wesley.</w:t>
       </w:r>
     </w:p>
     <w:p>
       <w:pPr>
         <w:ind w:left="720" w:hanging="720"/>
-      </w:pPr>
-      <w:r>
+        <w:rPr>
+          <w:lang w:val="en-US"/>
+        </w:rPr>
+      </w:pPr>
+      <w:r>
+        <w:rPr>
+          <w:lang w:val="en-US"/>
+        </w:rPr>
         <w:t>Cohn, M. (2004). User stories applied: For agile software development. Addison-Wesley.</w:t>
       </w:r>
     </w:p>
     <w:p>
       <w:pPr>
         <w:ind w:left="720" w:hanging="720"/>
-      </w:pPr>
-      <w:r>
+        <w:rPr>
+          <w:lang w:val="en-US"/>
+        </w:rPr>
+      </w:pPr>
+      <w:r>
+        <w:rPr>
+          <w:lang w:val="en-US"/>
+        </w:rPr>
         <w:t>Institute of Electrical and Electronics Engineers. (1998). IEEE recommended practice for software requirements specifications (IEEE Std 830-1998).</w:t>
       </w:r>
     </w:p>
     <w:p>
       <w:pPr>
         <w:ind w:left="720" w:hanging="720"/>
-      </w:pPr>
-      <w:r>
-        <w:t>International Organization for Standardization. (2011). ISO/IEC 25010:2011. Systems and software engineering — Systems and software Quality Requirements and Evaluation (SQuaRE) — System and software quality models.</w:t>
+        <w:rPr>
+          <w:lang w:val="en-US"/>
+        </w:rPr>
+      </w:pPr>
+      <w:r>
+        <w:rPr>
+          <w:lang w:val="en-US"/>
+        </w:rPr>
+        <w:t>International Organization for Standardization. (2011). ISO/IEC 25010:2011. Systems and software engineering — Systems and software Quality Requirements and Evaluation (</w:t>
+      </w:r>
+      <w:proofErr w:type="spellStart"/>
+      <w:proofErr w:type="gramStart"/>
+      <w:r>
+        <w:rPr>
+          <w:lang w:val="en-US"/>
+        </w:rPr>
+        <w:t>SQuaRE</w:t>
+      </w:r>
+      <w:proofErr w:type="spellEnd"/>
+      <w:r>
+        <w:rPr>
+          <w:lang w:val="en-US"/>
+        </w:rPr>
+        <w:t>) —</w:t>
+      </w:r>
+      <w:proofErr w:type="gramEnd"/>
+      <w:r>
+        <w:rPr>
+          <w:lang w:val="en-US"/>
+        </w:rPr>
+        <w:t xml:space="preserve"> System and software quality models.</w:t>
       </w:r>
     </w:p>
     <w:p>
       <w:pPr>
         <w:ind w:left="720" w:hanging="720"/>
-      </w:pPr>
-      <w:r>
+        <w:rPr>
+          <w:lang w:val="en-US"/>
+        </w:rPr>
+      </w:pPr>
+      <w:r>
+        <w:rPr>
+          <w:lang w:val="en-US"/>
+        </w:rPr>
         <w:t>International Organization for Standardization. (2018). ISO/IEC/IEEE 29148:2018. Systems and software engineering — Life cycle processes — Requirements engineering.</w:t>
       </w:r>
     </w:p>
     <w:p>
       <w:pPr>
         <w:ind w:left="720" w:hanging="720"/>
-      </w:pPr>
-      <w:r>
-        <w:t>North, D. (2006, marzo). Introducing BDD. Better Software Magazine. https://dannorth.net/introducing-bdd/</w:t>
+        <w:rPr>
+          <w:lang w:val="en-US"/>
+        </w:rPr>
+      </w:pPr>
+      <w:r>
+        <w:rPr>
+          <w:lang w:val="en-US"/>
+        </w:rPr>
+        <w:t xml:space="preserve">North, D. (2006, </w:t>
+      </w:r>
+      <w:proofErr w:type="spellStart"/>
+      <w:r>
+        <w:rPr>
+          <w:lang w:val="en-US"/>
+        </w:rPr>
+        <w:t>marzo</w:t>
+      </w:r>
+      <w:proofErr w:type="spellEnd"/>
+      <w:r>
+        <w:rPr>
+          <w:lang w:val="en-US"/>
+        </w:rPr>
+        <w:t>). Introducing BDD. Better Software Magazine. https://dannorth.net/introducing-bdd/</w:t>
       </w:r>
     </w:p>
     <w:p>
       <w:pPr>
         <w:ind w:left="720" w:hanging="720"/>
-      </w:pPr>
-      <w:r>
+        <w:rPr>
+          <w:lang w:val="en-US"/>
+        </w:rPr>
+      </w:pPr>
+      <w:r>
+        <w:rPr>
+          <w:lang w:val="en-US"/>
+        </w:rPr>
         <w:t>Object Management Group. (2017). OMG Unified Modeling Language (OMG UML), version 2.5.1. https://www.omg.org/spec/UML/2.5.1/</w:t>
       </w:r>
     </w:p>
@@ -55807,7 +54646,13 @@
         <w:ind w:left="720" w:hanging="720"/>
       </w:pPr>
       <w:r>
-        <w:t>Patton, J., &amp; Economy, P. (2014). User story mapping: Discover the whole story, build the right product. O’Reilly Media.</w:t>
+        <w:rPr>
+          <w:lang w:val="en-US"/>
+        </w:rPr>
+        <w:t xml:space="preserve">Patton, J., &amp; Economy, P. (2014). User story mapping: Discover the whole story, build the right product. </w:t>
+      </w:r>
+      <w:r>
+        <w:t>O’Reilly Media.</w:t>
       </w:r>
     </w:p>
     <w:p>
@@ -55830,16 +54675,45 @@
     <w:p>
       <w:pPr>
         <w:ind w:left="720" w:hanging="720"/>
-      </w:pPr>
-      <w:r>
-        <w:t>Sommerville, I. (2011). Ingeniería de software (9.ª ed.). Pearson Educación.</w:t>
+        <w:rPr>
+          <w:lang w:val="en-US"/>
+        </w:rPr>
+      </w:pPr>
+      <w:r>
+        <w:t xml:space="preserve">Sommerville, I. (2011). Ingeniería de software (9.ª ed.). </w:t>
+      </w:r>
+      <w:r>
+        <w:rPr>
+          <w:lang w:val="en-US"/>
+        </w:rPr>
+        <w:t xml:space="preserve">Pearson </w:t>
+      </w:r>
+      <w:proofErr w:type="spellStart"/>
+      <w:r>
+        <w:rPr>
+          <w:lang w:val="en-US"/>
+        </w:rPr>
+        <w:t>Educación</w:t>
+      </w:r>
+      <w:proofErr w:type="spellEnd"/>
+      <w:r>
+        <w:rPr>
+          <w:lang w:val="en-US"/>
+        </w:rPr>
+        <w:t>.</w:t>
       </w:r>
     </w:p>
     <w:p>
       <w:pPr>
         <w:ind w:left="720" w:hanging="720"/>
-      </w:pPr>
-      <w:r>
+        <w:rPr>
+          <w:lang w:val="en-US"/>
+        </w:rPr>
+      </w:pPr>
+      <w:r>
+        <w:rPr>
+          <w:lang w:val="en-US"/>
+        </w:rPr>
         <w:t>Wiegers, K., &amp; Beatty, J. (2013). Software requirements (3.ª ed.). Microsoft Press.</w:t>
       </w:r>
     </w:p>

--- a/fase2-requerimientos/Fase2-Requerimientos-SGA-APA7.docx
+++ b/fase2-requerimientos/Fase2-Requerimientos-SGA-APA7.docx
@@ -24,14 +24,6 @@
       </w:pPr>
       <w:r>
         <w:t>Jannier Johan Otavo</w:t>
-      </w:r>
-    </w:p>
-    <w:p>
-      <w:pPr>
-        <w:jc w:val="center"/>
-      </w:pPr>
-      <w:r>
-        <w:t>Sergio David Vargas</w:t>
       </w:r>
     </w:p>
     <w:p>
